--- a/iws-welcome-packs/IWS_Welcome_Pack_Customers.docx
+++ b/iws-welcome-packs/IWS_Welcome_Pack_Customers.docx
@@ -17,93 +17,53 @@
         <w:tblLayout w:type="fixed"/>
       </w:tblPr>
       <w:tblGrid>
-        <w:gridCol w:w="9639"/>
+        <w:gridCol w:w="7030"/>
+        <w:gridCol w:w="2608"/>
       </w:tblGrid>
       <w:tr>
         <w:tc>
           <w:tcPr>
-            <w:tcW w:type="dxa" w:w="9638"/>
-            <w:shd w:val="clear" w:color="auto" w:fill="16325C"/>
+            <w:tcW w:type="dxa" w:w="7030"/>
+            <w:shd w:val="clear" w:color="auto" w:fill="1E3A5F"/>
             <w:tcMar>
-              <w:top w:w="500" w:type="dxa"/>
-              <w:bottom w:w="500" w:type="dxa"/>
-              <w:start w:w="500" w:type="dxa"/>
-              <w:end w:w="500" w:type="dxa"/>
+              <w:top w:w="0" w:type="dxa"/>
+              <w:bottom w:w="0" w:type="dxa"/>
+              <w:start w:w="0" w:type="dxa"/>
+              <w:end w:w="0" w:type="dxa"/>
             </w:tcMar>
           </w:tcPr>
           <w:p>
-            <w:r>
-              <w:rPr>
-                <w:b/>
-                <w:color w:val="FFFFFF"/>
-                <w:sz w:val="108"/>
-              </w:rPr>
-              <w:t>IWS</w:t>
-            </w:r>
-            <w:r>
-              <w:rPr>
-                <w:color w:val="F2A900"/>
-                <w:sz w:val="60"/>
-              </w:rPr>
-              <w:t xml:space="preserve">  ●</w:t>
-            </w:r>
-          </w:p>
-          <w:p>
-            <w:r>
-              <w:rPr>
-                <w:b/>
-                <w:color w:val="BFD8E6"/>
-                <w:sz w:val="22"/>
-                <w:spacing w:val="40"/>
-              </w:rPr>
-              <w:t>INTERACTIVE WORKFORCE SOLUTIONS</w:t>
-            </w:r>
-          </w:p>
-          <w:p/>
-          <w:p/>
-          <w:p/>
-          <w:p/>
-          <w:p/>
-          <w:p/>
-          <w:p/>
-          <w:p>
-            <w:r>
-              <w:rPr>
-                <w:b/>
-                <w:color w:val="F2A900"/>
-                <w:sz w:val="22"/>
-              </w:rPr>
-              <w:t>WELCOME TO IWS</w:t>
-            </w:r>
-          </w:p>
-          <w:p>
             <w:pPr>
-              <w:spacing w:line="240" w:lineRule="auto"/>
+              <w:spacing w:after="0" w:line="100" w:lineRule="exact"/>
             </w:pPr>
             <w:r>
               <w:rPr>
-                <w:b/>
-                <w:color w:val="FFFFFF"/>
-                <w:sz w:val="76"/>
+                <w:sz w:val="2"/>
               </w:rPr>
-              <w:t>Customer Welcome Pack</w:t>
             </w:r>
           </w:p>
+        </w:tc>
+        <w:tc>
+          <w:tcPr>
+            <w:tcW w:type="dxa" w:w="2608"/>
+            <w:shd w:val="clear" w:color="auto" w:fill="E07A2E"/>
+            <w:tcMar>
+              <w:top w:w="0" w:type="dxa"/>
+              <w:bottom w:w="0" w:type="dxa"/>
+              <w:start w:w="0" w:type="dxa"/>
+              <w:end w:w="0" w:type="dxa"/>
+            </w:tcMar>
+          </w:tcPr>
           <w:p>
+            <w:pPr>
+              <w:spacing w:after="0" w:line="100" w:lineRule="exact"/>
+            </w:pPr>
             <w:r>
               <w:rPr>
-                <w:color w:val="D6E4EC"/>
-                <w:sz w:val="28"/>
+                <w:sz w:val="2"/>
               </w:rPr>
-              <w:t>How we work with you to deliver safe, reliable, quality support.</w:t>
             </w:r>
           </w:p>
-          <w:p/>
-          <w:p/>
-          <w:p/>
-          <w:p/>
-          <w:p/>
-          <w:p/>
         </w:tc>
       </w:tr>
     </w:tbl>
@@ -122,35 +82,254 @@
         <w:tblLayout w:type="fixed"/>
       </w:tblPr>
       <w:tblGrid>
+        <w:gridCol w:w="2551"/>
+        <w:gridCol w:w="7087"/>
+      </w:tblGrid>
+      <w:tr>
+        <w:tc>
+          <w:tcPr>
+            <w:tcW w:type="dxa" w:w="2551"/>
+            <w:tcMar>
+              <w:top w:w="400" w:type="dxa"/>
+              <w:bottom w:w="0" w:type="dxa"/>
+              <w:start w:w="0" w:type="dxa"/>
+              <w:end w:w="0" w:type="dxa"/>
+            </w:tcMar>
+          </w:tcPr>
+          <w:p>
+            <w:r>
+              <w:drawing>
+                <wp:inline xmlns:a="http://schemas.openxmlformats.org/drawingml/2006/main" xmlns:pic="http://schemas.openxmlformats.org/drawingml/2006/picture">
+                  <wp:extent cx="1224000" cy="1201228"/>
+                  <wp:docPr id="1" name="Picture 1"/>
+                  <wp:cNvGraphicFramePr>
+                    <a:graphicFrameLocks noChangeAspect="1"/>
+                  </wp:cNvGraphicFramePr>
+                  <a:graphic>
+                    <a:graphicData uri="http://schemas.openxmlformats.org/drawingml/2006/picture">
+                      <pic:pic>
+                        <pic:nvPicPr>
+                          <pic:cNvPr id="0" name="iws_logo.png"/>
+                          <pic:cNvPicPr/>
+                        </pic:nvPicPr>
+                        <pic:blipFill>
+                          <a:blip r:embed="rId9"/>
+                          <a:stretch>
+                            <a:fillRect/>
+                          </a:stretch>
+                        </pic:blipFill>
+                        <pic:spPr>
+                          <a:xfrm>
+                            <a:off x="0" y="0"/>
+                            <a:ext cx="1224000" cy="1201228"/>
+                          </a:xfrm>
+                          <a:prstGeom prst="rect"/>
+                        </pic:spPr>
+                      </pic:pic>
+                    </a:graphicData>
+                  </a:graphic>
+                </wp:inline>
+              </w:drawing>
+            </w:r>
+          </w:p>
+        </w:tc>
+        <w:tc>
+          <w:tcPr>
+            <w:tcW w:type="dxa" w:w="7087"/>
+            <w:tcMar>
+              <w:top w:w="400" w:type="dxa"/>
+              <w:bottom w:w="0" w:type="dxa"/>
+              <w:start w:w="0" w:type="dxa"/>
+              <w:end w:w="0" w:type="dxa"/>
+            </w:tcMar>
+          </w:tcPr>
+          <w:p>
+            <w:pPr>
+              <w:jc w:val="right"/>
+            </w:pPr>
+            <w:r>
+              <w:rPr>
+                <w:b/>
+                <w:color w:val="1E3A5F"/>
+                <w:sz w:val="30"/>
+              </w:rPr>
+              <w:t>Interactive Workforce Solutions</w:t>
+            </w:r>
+          </w:p>
+          <w:p>
+            <w:pPr>
+              <w:spacing w:after="20"/>
+              <w:jc w:val="right"/>
+            </w:pPr>
+            <w:r>
+              <w:rPr>
+                <w:color w:val="5B6770"/>
+                <w:sz w:val="19"/>
+              </w:rPr>
+              <w:t>2 Butterleaf Way, North Kellyville NSW 2155</w:t>
+            </w:r>
+          </w:p>
+          <w:p>
+            <w:pPr>
+              <w:spacing w:after="20"/>
+              <w:jc w:val="right"/>
+            </w:pPr>
+            <w:r>
+              <w:rPr>
+                <w:color w:val="5B6770"/>
+                <w:sz w:val="19"/>
+              </w:rPr>
+              <w:t>ABN 15 373 790 652</w:t>
+            </w:r>
+          </w:p>
+          <w:p>
+            <w:pPr>
+              <w:spacing w:after="20"/>
+              <w:jc w:val="right"/>
+            </w:pPr>
+            <w:r>
+              <w:rPr>
+                <w:color w:val="5B6770"/>
+                <w:sz w:val="19"/>
+              </w:rPr>
+              <w:t>michael.sibanda@interactivews.com  ·  +61 493 716 007</w:t>
+            </w:r>
+          </w:p>
+        </w:tc>
+      </w:tr>
+    </w:tbl>
+    <w:p/>
+    <w:p/>
+    <w:p/>
+    <w:p/>
+    <w:p/>
+    <w:p/>
+    <w:tbl>
+      <w:tblPr>
+        <w:tblLook w:firstColumn="1" w:firstRow="1" w:lastColumn="0" w:lastRow="0" w:noHBand="0" w:noVBand="1" w:val="04A0"/>
+        <w:tblBorders>
+          <w:top w:val="nil" w:sz="0" w:color="FFFFFF"/>
+          <w:left w:val="nil" w:sz="0" w:color="FFFFFF"/>
+          <w:bottom w:val="nil" w:sz="0" w:color="FFFFFF"/>
+          <w:right w:val="nil" w:sz="0" w:color="FFFFFF"/>
+          <w:insideH w:val="nil"/>
+          <w:insideV w:val="nil"/>
+        </w:tblBorders>
+        <w:tblW w:w="3515" w:type="dxa"/>
+        <w:tblLayout w:type="fixed"/>
+      </w:tblPr>
+      <w:tblGrid>
+        <w:gridCol w:w="3515"/>
+      </w:tblGrid>
+      <w:tr>
+        <w:tc>
+          <w:tcPr>
+            <w:tcW w:type="dxa" w:w="3515"/>
+            <w:shd w:val="clear" w:color="auto" w:fill="FDF1E7"/>
+            <w:tcMar>
+              <w:top w:w="60" w:type="dxa"/>
+              <w:bottom w:w="60" w:type="dxa"/>
+              <w:start w:w="180" w:type="dxa"/>
+              <w:end w:w="180" w:type="dxa"/>
+            </w:tcMar>
+          </w:tcPr>
+          <w:p>
+            <w:pPr>
+              <w:spacing w:after="0"/>
+            </w:pPr>
+            <w:r>
+              <w:rPr>
+                <w:b/>
+                <w:color w:val="C07034"/>
+                <w:sz w:val="21"/>
+              </w:rPr>
+              <w:t>Welcome to IWS</w:t>
+            </w:r>
+          </w:p>
+        </w:tc>
+      </w:tr>
+    </w:tbl>
+    <w:p>
+      <w:pPr>
+        <w:spacing w:before="200" w:line="240" w:lineRule="auto"/>
+      </w:pPr>
+      <w:r>
+        <w:rPr>
+          <w:b/>
+          <w:color w:val="1E3A5F"/>
+          <w:sz w:val="80"/>
+        </w:rPr>
+        <w:t>Customer Welcome Pack</w:t>
+      </w:r>
+    </w:p>
+    <w:p>
+      <w:r>
+        <w:rPr>
+          <w:color w:val="5B6770"/>
+          <w:sz w:val="28"/>
+        </w:rPr>
+        <w:t>How we work with you to deliver safe, reliable, quality support.</w:t>
+      </w:r>
+    </w:p>
+    <w:p/>
+    <w:p/>
+    <w:p/>
+    <w:p/>
+    <w:p/>
+    <w:p/>
+    <w:p/>
+    <w:p/>
+    <w:p/>
+    <w:p/>
+    <w:p/>
+    <w:tbl>
+      <w:tblPr>
+        <w:tblLook w:firstColumn="1" w:firstRow="1" w:lastColumn="0" w:lastRow="0" w:noHBand="0" w:noVBand="1" w:val="04A0"/>
+        <w:tblBorders>
+          <w:top w:val="nil" w:sz="0" w:color="FFFFFF"/>
+          <w:left w:val="nil" w:sz="0" w:color="FFFFFF"/>
+          <w:bottom w:val="nil" w:sz="0" w:color="FFFFFF"/>
+          <w:right w:val="nil" w:sz="0" w:color="FFFFFF"/>
+          <w:insideH w:val="nil"/>
+          <w:insideV w:val="nil"/>
+        </w:tblBorders>
+        <w:tblW w:w="9639" w:type="dxa"/>
+        <w:tblLayout w:type="fixed"/>
+      </w:tblPr>
+      <w:tblGrid>
         <w:gridCol w:w="9639"/>
       </w:tblGrid>
       <w:tr>
         <w:tc>
           <w:tcPr>
             <w:tcW w:type="dxa" w:w="9638"/>
-            <w:shd w:val="clear" w:color="auto" w:fill="00A19A"/>
+            <w:shd w:val="clear" w:color="auto" w:fill="1E3A5F"/>
             <w:tcMar>
-              <w:top w:w="260" w:type="dxa"/>
-              <w:bottom w:w="260" w:type="dxa"/>
-              <w:start w:w="500" w:type="dxa"/>
-              <w:end w:w="500" w:type="dxa"/>
+              <w:top w:w="300" w:type="dxa"/>
+              <w:bottom w:w="300" w:type="dxa"/>
+              <w:start w:w="400" w:type="dxa"/>
+              <w:end w:w="400" w:type="dxa"/>
             </w:tcMar>
           </w:tcPr>
           <w:p>
             <w:r>
               <w:rPr>
                 <w:b/>
-                <w:color w:val="FFFFFF"/>
-                <w:sz w:val="20"/>
+                <w:color w:val="F3B37E"/>
+                <w:sz w:val="18"/>
+                <w:spacing w:val="30"/>
               </w:rPr>
               <w:t>INSIDE THIS PACK</w:t>
             </w:r>
           </w:p>
           <w:p>
+            <w:pPr>
+              <w:spacing w:after="0"/>
+            </w:pPr>
             <w:r>
               <w:rPr>
                 <w:color w:val="FFFFFF"/>
-                <w:sz w:val="21"/>
+                <w:sz w:val="22"/>
               </w:rPr>
               <w:t>About IWS   ·   Our workers   ·   Booking shifts   ·   Your role on site   ·   Incidents   ·   Rates and invoices   ·   Feedback   ·   Key contacts   ·   Getting started</w:t>
             </w:r>
@@ -160,64 +339,14 @@
     </w:tbl>
     <w:p>
       <w:pPr>
-        <w:spacing w:before="280"/>
+        <w:spacing w:before="320"/>
       </w:pPr>
       <w:r>
         <w:rPr>
-          <w:b w:val="0"/>
-          <w:i w:val="0"/>
           <w:color w:val="5B6770"/>
           <w:sz w:val="18"/>
         </w:rPr>
-        <w:t xml:space="preserve">Version 1.0  |  October 2026  |  </w:t>
-      </w:r>
-      <w:r>
-        <w:rPr>
-          <w:b/>
-          <w:i w:val="0"/>
-          <w:color w:val="8A5A00"/>
-          <w:sz w:val="18"/>
-          <w:shd w:val="clear" w:color="auto" w:fill="FFF4D6"/>
-        </w:rPr>
-        <w:t>[IWS ABN]</w:t>
-      </w:r>
-      <w:r>
-        <w:rPr>
-          <w:b w:val="0"/>
-          <w:i w:val="0"/>
-          <w:color w:val="5B6770"/>
-          <w:sz w:val="18"/>
-        </w:rPr>
-        <w:t xml:space="preserve">  |  </w:t>
-      </w:r>
-      <w:r>
-        <w:rPr>
-          <w:b/>
-          <w:i w:val="0"/>
-          <w:color w:val="8A5A00"/>
-          <w:sz w:val="18"/>
-          <w:shd w:val="clear" w:color="auto" w:fill="FFF4D6"/>
-        </w:rPr>
-        <w:t>[IWS phone]</w:t>
-      </w:r>
-      <w:r>
-        <w:rPr>
-          <w:b w:val="0"/>
-          <w:i w:val="0"/>
-          <w:color w:val="5B6770"/>
-          <w:sz w:val="18"/>
-        </w:rPr>
-        <w:t xml:space="preserve">  |  </w:t>
-      </w:r>
-      <w:r>
-        <w:rPr>
-          <w:b/>
-          <w:i w:val="0"/>
-          <w:color w:val="8A5A00"/>
-          <w:sz w:val="18"/>
-          <w:shd w:val="clear" w:color="auto" w:fill="FFF4D6"/>
-        </w:rPr>
-        <w:t>[IWS email]</w:t>
+        <w:t>Version 1.0  |  October 2026</w:t>
       </w:r>
     </w:p>
     <w:tbl>
@@ -242,7 +371,7 @@
         <w:tc>
           <w:tcPr>
             <w:tcW w:type="dxa" w:w="794"/>
-            <w:shd w:val="clear" w:color="auto" w:fill="00A19A"/>
+            <w:shd w:val="clear" w:color="auto" w:fill="E07A2E"/>
             <w:tcMar>
               <w:top w:w="120" w:type="dxa"/>
               <w:bottom w:w="120" w:type="dxa"/>
@@ -269,7 +398,7 @@
         <w:tc>
           <w:tcPr>
             <w:tcW w:type="dxa" w:w="8844"/>
-            <w:shd w:val="clear" w:color="auto" w:fill="16325C"/>
+            <w:shd w:val="clear" w:color="auto" w:fill="1E3A5F"/>
             <w:tcMar>
               <w:top w:w="120" w:type="dxa"/>
               <w:bottom w:w="120" w:type="dxa"/>
@@ -310,9 +439,9 @@
         <w:rPr>
           <w:b/>
           <w:i w:val="0"/>
-          <w:color w:val="8A5A00"/>
+          <w:color w:val="6B4E00"/>
           <w:sz w:val="21"/>
-          <w:shd w:val="clear" w:color="auto" w:fill="FFF4D6"/>
+          <w:shd w:val="clear" w:color="auto" w:fill="FFF2A8"/>
         </w:rPr>
         <w:t>[Customer name]</w:t>
       </w:r>
@@ -411,12 +540,12 @@
         <w:tc>
           <w:tcPr>
             <w:tcW w:type="dxa" w:w="9638"/>
-            <w:shd w:val="clear" w:color="auto" w:fill="E6F5F4"/>
+            <w:shd w:val="clear" w:color="auto" w:fill="F7F9FC"/>
             <w:tcBorders>
               <w:top w:val="nil"/>
               <w:bottom w:val="nil"/>
               <w:right w:val="nil"/>
-              <w:left w:val="single" w:sz="36" w:color="00A19A"/>
+              <w:left w:val="single" w:sz="36" w:color="1E3A5F"/>
             </w:tcBorders>
             <w:tcMar>
               <w:top w:w="140" w:type="dxa"/>
@@ -429,7 +558,7 @@
             <w:r>
               <w:rPr>
                 <w:b/>
-                <w:color w:val="16325C"/>
+                <w:color w:val="1E3A5F"/>
                 <w:sz w:val="22"/>
               </w:rPr>
               <w:t>Our promise to you</w:t>
@@ -545,7 +674,7 @@
         <w:tc>
           <w:tcPr>
             <w:tcW w:type="dxa" w:w="794"/>
-            <w:shd w:val="clear" w:color="auto" w:fill="00A19A"/>
+            <w:shd w:val="clear" w:color="auto" w:fill="E07A2E"/>
             <w:tcMar>
               <w:top w:w="120" w:type="dxa"/>
               <w:bottom w:w="120" w:type="dxa"/>
@@ -571,7 +700,7 @@
         <w:tc>
           <w:tcPr>
             <w:tcW w:type="dxa" w:w="8844"/>
-            <w:shd w:val="clear" w:color="auto" w:fill="16325C"/>
+            <w:shd w:val="clear" w:color="auto" w:fill="1E3A5F"/>
             <w:tcMar>
               <w:top w:w="120" w:type="dxa"/>
               <w:bottom w:w="120" w:type="dxa"/>
@@ -614,12 +743,12 @@
         <w:jc w:val="center"/>
         <w:tblLook w:firstColumn="1" w:firstRow="1" w:lastColumn="0" w:lastRow="0" w:noHBand="0" w:noVBand="1" w:val="04A0"/>
         <w:tblBorders>
-          <w:top w:val="single" w:sz="4" w:color="D5DDE2"/>
-          <w:left w:val="single" w:sz="4" w:color="D5DDE2"/>
-          <w:bottom w:val="single" w:sz="4" w:color="D5DDE2"/>
-          <w:right w:val="single" w:sz="4" w:color="D5DDE2"/>
-          <w:insideH w:val="single" w:sz="4" w:color="D5DDE2"/>
-          <w:insideV w:val="single" w:sz="4" w:color="D5DDE2"/>
+          <w:top w:val="single" w:sz="4" w:color="E3E8EF"/>
+          <w:left w:val="single" w:sz="4" w:color="E3E8EF"/>
+          <w:bottom w:val="single" w:sz="4" w:color="E3E8EF"/>
+          <w:right w:val="single" w:sz="4" w:color="E3E8EF"/>
+          <w:insideH w:val="single" w:sz="4" w:color="E3E8EF"/>
+          <w:insideV w:val="single" w:sz="4" w:color="E3E8EF"/>
         </w:tblBorders>
         <w:tblW w:w="9639" w:type="dxa"/>
         <w:tblLayout w:type="fixed"/>
@@ -635,7 +764,7 @@
         <w:tc>
           <w:tcPr>
             <w:tcW w:type="dxa" w:w="2835"/>
-            <w:shd w:val="clear" w:color="auto" w:fill="16325C"/>
+            <w:shd w:val="clear" w:color="auto" w:fill="1E3A5F"/>
             <w:tcMar>
               <w:top w:w="90" w:type="dxa"/>
               <w:bottom w:w="90" w:type="dxa"/>
@@ -657,7 +786,7 @@
         <w:tc>
           <w:tcPr>
             <w:tcW w:type="dxa" w:w="6803"/>
-            <w:shd w:val="clear" w:color="auto" w:fill="16325C"/>
+            <w:shd w:val="clear" w:color="auto" w:fill="1E3A5F"/>
             <w:tcMar>
               <w:top w:w="90" w:type="dxa"/>
               <w:bottom w:w="90" w:type="dxa"/>
@@ -893,9 +1022,9 @@
               <w:rPr>
                 <w:b/>
                 <w:i w:val="0"/>
-                <w:color w:val="8A5A00"/>
+                <w:color w:val="6B4E00"/>
                 <w:sz w:val="19"/>
-                <w:shd w:val="clear" w:color="auto" w:fill="FFF4D6"/>
+                <w:shd w:val="clear" w:color="auto" w:fill="FFF2A8"/>
               </w:rPr>
               <w:t>[Day, evening, active night, sleepover, weekend, public holiday: confirm what IWS offers]</w:t>
             </w:r>
@@ -949,9 +1078,9 @@
               <w:rPr>
                 <w:b/>
                 <w:i w:val="0"/>
-                <w:color w:val="8A5A00"/>
+                <w:color w:val="6B4E00"/>
                 <w:sz w:val="19"/>
-                <w:shd w:val="clear" w:color="auto" w:fill="FFF4D6"/>
+                <w:shd w:val="clear" w:color="auto" w:fill="FFF2A8"/>
               </w:rPr>
               <w:t>[Personal care, community access, SIL, high intensity daily activities: confirm what IWS offers]</w:t>
             </w:r>
@@ -986,7 +1115,7 @@
         <w:tc>
           <w:tcPr>
             <w:tcW w:type="dxa" w:w="794"/>
-            <w:shd w:val="clear" w:color="auto" w:fill="00A19A"/>
+            <w:shd w:val="clear" w:color="auto" w:fill="E07A2E"/>
             <w:tcMar>
               <w:top w:w="120" w:type="dxa"/>
               <w:bottom w:w="120" w:type="dxa"/>
@@ -1013,7 +1142,7 @@
         <w:tc>
           <w:tcPr>
             <w:tcW w:type="dxa" w:w="8844"/>
-            <w:shd w:val="clear" w:color="auto" w:fill="16325C"/>
+            <w:shd w:val="clear" w:color="auto" w:fill="1E3A5F"/>
             <w:tcMar>
               <w:top w:w="120" w:type="dxa"/>
               <w:bottom w:w="120" w:type="dxa"/>
@@ -1056,12 +1185,12 @@
         <w:jc w:val="center"/>
         <w:tblLook w:firstColumn="1" w:firstRow="1" w:lastColumn="0" w:lastRow="0" w:noHBand="0" w:noVBand="1" w:val="04A0"/>
         <w:tblBorders>
-          <w:top w:val="single" w:sz="4" w:color="D5DDE2"/>
-          <w:left w:val="single" w:sz="4" w:color="D5DDE2"/>
-          <w:bottom w:val="single" w:sz="4" w:color="D5DDE2"/>
-          <w:right w:val="single" w:sz="4" w:color="D5DDE2"/>
-          <w:insideH w:val="single" w:sz="4" w:color="D5DDE2"/>
-          <w:insideV w:val="single" w:sz="4" w:color="D5DDE2"/>
+          <w:top w:val="single" w:sz="4" w:color="E3E8EF"/>
+          <w:left w:val="single" w:sz="4" w:color="E3E8EF"/>
+          <w:bottom w:val="single" w:sz="4" w:color="E3E8EF"/>
+          <w:right w:val="single" w:sz="4" w:color="E3E8EF"/>
+          <w:insideH w:val="single" w:sz="4" w:color="E3E8EF"/>
+          <w:insideV w:val="single" w:sz="4" w:color="E3E8EF"/>
         </w:tblBorders>
         <w:tblW w:w="9639" w:type="dxa"/>
         <w:tblLayout w:type="fixed"/>
@@ -1077,7 +1206,7 @@
         <w:tc>
           <w:tcPr>
             <w:tcW w:type="dxa" w:w="2835"/>
-            <w:shd w:val="clear" w:color="auto" w:fill="16325C"/>
+            <w:shd w:val="clear" w:color="auto" w:fill="1E3A5F"/>
             <w:tcMar>
               <w:top w:w="90" w:type="dxa"/>
               <w:bottom w:w="90" w:type="dxa"/>
@@ -1099,7 +1228,7 @@
         <w:tc>
           <w:tcPr>
             <w:tcW w:type="dxa" w:w="6803"/>
-            <w:shd w:val="clear" w:color="auto" w:fill="16325C"/>
+            <w:shd w:val="clear" w:color="auto" w:fill="1E3A5F"/>
             <w:tcMar>
               <w:top w:w="90" w:type="dxa"/>
               <w:bottom w:w="90" w:type="dxa"/>
@@ -1735,9 +1864,9 @@
               <w:rPr>
                 <w:b/>
                 <w:i w:val="0"/>
-                <w:color w:val="8A5A00"/>
+                <w:color w:val="6B4E00"/>
                 <w:sz w:val="19"/>
-                <w:shd w:val="clear" w:color="auto" w:fill="FFF4D6"/>
+                <w:shd w:val="clear" w:color="auto" w:fill="FFF2A8"/>
               </w:rPr>
               <w:t>[list what IWS can supply]</w:t>
             </w:r>
@@ -1774,12 +1903,12 @@
         <w:tc>
           <w:tcPr>
             <w:tcW w:type="dxa" w:w="9638"/>
-            <w:shd w:val="clear" w:color="auto" w:fill="E6F5F4"/>
+            <w:shd w:val="clear" w:color="auto" w:fill="F7F9FC"/>
             <w:tcBorders>
               <w:top w:val="nil"/>
               <w:bottom w:val="nil"/>
               <w:right w:val="nil"/>
-              <w:left w:val="single" w:sz="36" w:color="00A19A"/>
+              <w:left w:val="single" w:sz="36" w:color="1E3A5F"/>
             </w:tcBorders>
             <w:tcMar>
               <w:top w:w="140" w:type="dxa"/>
@@ -1792,7 +1921,7 @@
             <w:r>
               <w:rPr>
                 <w:b/>
-                <w:color w:val="16325C"/>
+                <w:color w:val="1E3A5F"/>
                 <w:sz w:val="22"/>
               </w:rPr>
               <w:t>Tell us what your site needs</w:t>
@@ -1839,7 +1968,7 @@
         <w:tc>
           <w:tcPr>
             <w:tcW w:type="dxa" w:w="794"/>
-            <w:shd w:val="clear" w:color="auto" w:fill="00A19A"/>
+            <w:shd w:val="clear" w:color="auto" w:fill="E07A2E"/>
             <w:tcMar>
               <w:top w:w="120" w:type="dxa"/>
               <w:bottom w:w="120" w:type="dxa"/>
@@ -1865,7 +1994,7 @@
         <w:tc>
           <w:tcPr>
             <w:tcW w:type="dxa" w:w="8844"/>
-            <w:shd w:val="clear" w:color="auto" w:fill="16325C"/>
+            <w:shd w:val="clear" w:color="auto" w:fill="1E3A5F"/>
             <w:tcMar>
               <w:top w:w="120" w:type="dxa"/>
               <w:bottom w:w="120" w:type="dxa"/>
@@ -1908,17 +2037,16 @@
           <w:color w:val="1F2933"/>
           <w:sz w:val="21"/>
         </w:rPr>
-        <w:t xml:space="preserve">Book by </w:t>
+        <w:t xml:space="preserve">Book by phone on </w:t>
       </w:r>
       <w:r>
         <w:rPr>
           <w:b/>
           <w:i w:val="0"/>
-          <w:color w:val="8A5A00"/>
+          <w:color w:val="1F2933"/>
           <w:sz w:val="21"/>
-          <w:shd w:val="clear" w:color="auto" w:fill="FFF4D6"/>
         </w:rPr>
-        <w:t>[phone / email / booking form]</w:t>
+        <w:t>+61 493 716 007</w:t>
       </w:r>
       <w:r>
         <w:rPr>
@@ -1927,17 +2055,16 @@
           <w:color w:val="1F2933"/>
           <w:sz w:val="21"/>
         </w:rPr>
-        <w:t xml:space="preserve"> at </w:t>
+        <w:t xml:space="preserve"> or email </w:t>
       </w:r>
       <w:r>
         <w:rPr>
           <w:b/>
           <w:i w:val="0"/>
-          <w:color w:val="8A5A00"/>
+          <w:color w:val="1F2933"/>
           <w:sz w:val="21"/>
-          <w:shd w:val="clear" w:color="auto" w:fill="FFF4D6"/>
         </w:rPr>
-        <w:t>[booking contact]</w:t>
+        <w:t>michael.sibanda@interactivews.com</w:t>
       </w:r>
       <w:r>
         <w:rPr>
@@ -1957,7 +2084,7 @@
       <w:r>
         <w:rPr>
           <w:b/>
-          <w:color w:val="16325C"/>
+          <w:color w:val="1E3A5F"/>
         </w:rPr>
         <w:t xml:space="preserve">☐  </w:t>
       </w:r>
@@ -1979,7 +2106,7 @@
       <w:r>
         <w:rPr>
           <w:b/>
-          <w:color w:val="16325C"/>
+          <w:color w:val="1E3A5F"/>
         </w:rPr>
         <w:t xml:space="preserve">☐  </w:t>
       </w:r>
@@ -2001,7 +2128,7 @@
       <w:r>
         <w:rPr>
           <w:b/>
-          <w:color w:val="16325C"/>
+          <w:color w:val="1E3A5F"/>
         </w:rPr>
         <w:t xml:space="preserve">☐  </w:t>
       </w:r>
@@ -2023,7 +2150,7 @@
       <w:r>
         <w:rPr>
           <w:b/>
-          <w:color w:val="16325C"/>
+          <w:color w:val="1E3A5F"/>
         </w:rPr>
         <w:t xml:space="preserve">☐  </w:t>
       </w:r>
@@ -2045,7 +2172,7 @@
       <w:r>
         <w:rPr>
           <w:b/>
-          <w:color w:val="16325C"/>
+          <w:color w:val="1E3A5F"/>
         </w:rPr>
         <w:t xml:space="preserve">☐  </w:t>
       </w:r>
@@ -2092,7 +2219,7 @@
         <w:tc>
           <w:tcPr>
             <w:tcW w:type="dxa" w:w="510"/>
-            <w:shd w:val="clear" w:color="auto" w:fill="16325C"/>
+            <w:shd w:val="clear" w:color="auto" w:fill="1E3A5F"/>
             <w:tcMar>
               <w:top w:w="80" w:type="dxa"/>
               <w:bottom w:w="80" w:type="dxa"/>
@@ -2148,9 +2275,9 @@
               <w:rPr>
                 <w:b/>
                 <w:i w:val="0"/>
-                <w:color w:val="8A5A00"/>
+                <w:color w:val="6B4E00"/>
                 <w:sz w:val="21"/>
-                <w:shd w:val="clear" w:color="auto" w:fill="FFF4D6"/>
+                <w:shd w:val="clear" w:color="auto" w:fill="FFF2A8"/>
               </w:rPr>
               <w:t>[method]</w:t>
             </w:r>
@@ -2167,9 +2294,9 @@
               <w:rPr>
                 <w:b/>
                 <w:i w:val="0"/>
-                <w:color w:val="8A5A00"/>
+                <w:color w:val="6B4E00"/>
                 <w:sz w:val="21"/>
-                <w:shd w:val="clear" w:color="auto" w:fill="FFF4D6"/>
+                <w:shd w:val="clear" w:color="auto" w:fill="FFF2A8"/>
               </w:rPr>
               <w:t>[X hours]</w:t>
             </w:r>
@@ -2216,7 +2343,7 @@
         <w:tc>
           <w:tcPr>
             <w:tcW w:type="dxa" w:w="510"/>
-            <w:shd w:val="clear" w:color="auto" w:fill="16325C"/>
+            <w:shd w:val="clear" w:color="auto" w:fill="1E3A5F"/>
             <w:tcMar>
               <w:top w:w="80" w:type="dxa"/>
               <w:bottom w:w="80" w:type="dxa"/>
@@ -2302,7 +2429,7 @@
         <w:tc>
           <w:tcPr>
             <w:tcW w:type="dxa" w:w="510"/>
-            <w:shd w:val="clear" w:color="auto" w:fill="16325C"/>
+            <w:shd w:val="clear" w:color="auto" w:fill="1E3A5F"/>
             <w:tcMar>
               <w:top w:w="80" w:type="dxa"/>
               <w:bottom w:w="80" w:type="dxa"/>
@@ -2388,7 +2515,7 @@
         <w:tc>
           <w:tcPr>
             <w:tcW w:type="dxa" w:w="510"/>
-            <w:shd w:val="clear" w:color="auto" w:fill="16325C"/>
+            <w:shd w:val="clear" w:color="auto" w:fill="1E3A5F"/>
             <w:tcMar>
               <w:top w:w="80" w:type="dxa"/>
               <w:bottom w:w="80" w:type="dxa"/>
@@ -2478,12 +2605,12 @@
         <w:jc w:val="center"/>
         <w:tblLook w:firstColumn="1" w:firstRow="1" w:lastColumn="0" w:lastRow="0" w:noHBand="0" w:noVBand="1" w:val="04A0"/>
         <w:tblBorders>
-          <w:top w:val="single" w:sz="4" w:color="D5DDE2"/>
-          <w:left w:val="single" w:sz="4" w:color="D5DDE2"/>
-          <w:bottom w:val="single" w:sz="4" w:color="D5DDE2"/>
-          <w:right w:val="single" w:sz="4" w:color="D5DDE2"/>
-          <w:insideH w:val="single" w:sz="4" w:color="D5DDE2"/>
-          <w:insideV w:val="single" w:sz="4" w:color="D5DDE2"/>
+          <w:top w:val="single" w:sz="4" w:color="E3E8EF"/>
+          <w:left w:val="single" w:sz="4" w:color="E3E8EF"/>
+          <w:bottom w:val="single" w:sz="4" w:color="E3E8EF"/>
+          <w:right w:val="single" w:sz="4" w:color="E3E8EF"/>
+          <w:insideH w:val="single" w:sz="4" w:color="E3E8EF"/>
+          <w:insideV w:val="single" w:sz="4" w:color="E3E8EF"/>
         </w:tblBorders>
         <w:tblW w:w="9639" w:type="dxa"/>
         <w:tblLayout w:type="fixed"/>
@@ -2499,7 +2626,7 @@
         <w:tc>
           <w:tcPr>
             <w:tcW w:type="dxa" w:w="3402"/>
-            <w:shd w:val="clear" w:color="auto" w:fill="16325C"/>
+            <w:shd w:val="clear" w:color="auto" w:fill="1E3A5F"/>
             <w:tcMar>
               <w:top w:w="90" w:type="dxa"/>
               <w:bottom w:w="90" w:type="dxa"/>
@@ -2521,7 +2648,7 @@
         <w:tc>
           <w:tcPr>
             <w:tcW w:type="dxa" w:w="6236"/>
-            <w:shd w:val="clear" w:color="auto" w:fill="16325C"/>
+            <w:shd w:val="clear" w:color="auto" w:fill="1E3A5F"/>
             <w:tcMar>
               <w:top w:w="90" w:type="dxa"/>
               <w:bottom w:w="90" w:type="dxa"/>
@@ -2588,9 +2715,9 @@
               <w:rPr>
                 <w:b/>
                 <w:i w:val="0"/>
-                <w:color w:val="8A5A00"/>
+                <w:color w:val="6B4E00"/>
                 <w:sz w:val="19"/>
-                <w:shd w:val="clear" w:color="auto" w:fill="FFF4D6"/>
+                <w:shd w:val="clear" w:color="auto" w:fill="FFF2A8"/>
               </w:rPr>
               <w:t>[e.g. 7 days]</w:t>
             </w:r>
@@ -2646,9 +2773,9 @@
               <w:rPr>
                 <w:b/>
                 <w:i w:val="0"/>
-                <w:color w:val="8A5A00"/>
+                <w:color w:val="6B4E00"/>
                 <w:sz w:val="19"/>
-                <w:shd w:val="clear" w:color="auto" w:fill="FFF4D6"/>
+                <w:shd w:val="clear" w:color="auto" w:fill="FFF2A8"/>
               </w:rPr>
               <w:t>[e.g. 48 hours]</w:t>
             </w:r>
@@ -2711,9 +2838,9 @@
               <w:rPr>
                 <w:b/>
                 <w:i w:val="0"/>
-                <w:color w:val="8A5A00"/>
+                <w:color w:val="6B4E00"/>
                 <w:sz w:val="19"/>
-                <w:shd w:val="clear" w:color="auto" w:fill="FFF4D6"/>
+                <w:shd w:val="clear" w:color="auto" w:fill="FFF2A8"/>
               </w:rPr>
               <w:t>[on-call number]</w:t>
             </w:r>
@@ -2757,7 +2884,7 @@
         <w:tc>
           <w:tcPr>
             <w:tcW w:type="dxa" w:w="794"/>
-            <w:shd w:val="clear" w:color="auto" w:fill="00A19A"/>
+            <w:shd w:val="clear" w:color="auto" w:fill="E07A2E"/>
             <w:tcMar>
               <w:top w:w="120" w:type="dxa"/>
               <w:bottom w:w="120" w:type="dxa"/>
@@ -2784,7 +2911,7 @@
         <w:tc>
           <w:tcPr>
             <w:tcW w:type="dxa" w:w="8844"/>
-            <w:shd w:val="clear" w:color="auto" w:fill="16325C"/>
+            <w:shd w:val="clear" w:color="auto" w:fill="1E3A5F"/>
             <w:tcMar>
               <w:top w:w="120" w:type="dxa"/>
               <w:bottom w:w="120" w:type="dxa"/>
@@ -2845,12 +2972,12 @@
         <w:jc w:val="center"/>
         <w:tblLook w:firstColumn="1" w:firstRow="1" w:lastColumn="0" w:lastRow="0" w:noHBand="0" w:noVBand="1" w:val="04A0"/>
         <w:tblBorders>
-          <w:top w:val="single" w:sz="4" w:color="D5DDE2"/>
-          <w:left w:val="single" w:sz="4" w:color="D5DDE2"/>
-          <w:bottom w:val="single" w:sz="4" w:color="D5DDE2"/>
-          <w:right w:val="single" w:sz="4" w:color="D5DDE2"/>
-          <w:insideH w:val="single" w:sz="4" w:color="D5DDE2"/>
-          <w:insideV w:val="single" w:sz="4" w:color="D5DDE2"/>
+          <w:top w:val="single" w:sz="4" w:color="E3E8EF"/>
+          <w:left w:val="single" w:sz="4" w:color="E3E8EF"/>
+          <w:bottom w:val="single" w:sz="4" w:color="E3E8EF"/>
+          <w:right w:val="single" w:sz="4" w:color="E3E8EF"/>
+          <w:insideH w:val="single" w:sz="4" w:color="E3E8EF"/>
+          <w:insideV w:val="single" w:sz="4" w:color="E3E8EF"/>
         </w:tblBorders>
         <w:tblW w:w="9639" w:type="dxa"/>
         <w:tblLayout w:type="fixed"/>
@@ -2866,7 +2993,7 @@
         <w:tc>
           <w:tcPr>
             <w:tcW w:type="dxa" w:w="4535"/>
-            <w:shd w:val="clear" w:color="auto" w:fill="16325C"/>
+            <w:shd w:val="clear" w:color="auto" w:fill="1E3A5F"/>
             <w:tcMar>
               <w:top w:w="90" w:type="dxa"/>
               <w:bottom w:w="90" w:type="dxa"/>
@@ -2888,7 +3015,7 @@
         <w:tc>
           <w:tcPr>
             <w:tcW w:type="dxa" w:w="5102"/>
-            <w:shd w:val="clear" w:color="auto" w:fill="16325C"/>
+            <w:shd w:val="clear" w:color="auto" w:fill="1E3A5F"/>
             <w:tcMar>
               <w:top w:w="90" w:type="dxa"/>
               <w:bottom w:w="90" w:type="dxa"/>
@@ -3274,12 +3401,12 @@
         <w:tc>
           <w:tcPr>
             <w:tcW w:type="dxa" w:w="9638"/>
-            <w:shd w:val="clear" w:color="auto" w:fill="FFF4D6"/>
+            <w:shd w:val="clear" w:color="auto" w:fill="FDF1E7"/>
             <w:tcBorders>
               <w:top w:val="nil"/>
               <w:bottom w:val="nil"/>
               <w:right w:val="nil"/>
-              <w:left w:val="single" w:sz="36" w:color="F2A900"/>
+              <w:left w:val="single" w:sz="36" w:color="E07A2E"/>
             </w:tcBorders>
             <w:tcMar>
               <w:top w:w="140" w:type="dxa"/>
@@ -3292,7 +3419,7 @@
             <w:r>
               <w:rPr>
                 <w:b/>
-                <w:color w:val="16325C"/>
+                <w:color w:val="1E3A5F"/>
                 <w:sz w:val="22"/>
               </w:rPr>
               <w:t>Please don't ask workers to step outside their training</w:t>
@@ -3339,7 +3466,7 @@
         <w:tc>
           <w:tcPr>
             <w:tcW w:type="dxa" w:w="794"/>
-            <w:shd w:val="clear" w:color="auto" w:fill="00A19A"/>
+            <w:shd w:val="clear" w:color="auto" w:fill="E07A2E"/>
             <w:tcMar>
               <w:top w:w="120" w:type="dxa"/>
               <w:bottom w:w="120" w:type="dxa"/>
@@ -3365,7 +3492,7 @@
         <w:tc>
           <w:tcPr>
             <w:tcW w:type="dxa" w:w="8844"/>
-            <w:shd w:val="clear" w:color="auto" w:fill="16325C"/>
+            <w:shd w:val="clear" w:color="auto" w:fill="1E3A5F"/>
             <w:tcMar>
               <w:top w:w="120" w:type="dxa"/>
               <w:bottom w:w="120" w:type="dxa"/>
@@ -3411,7 +3538,7 @@
       <w:r>
         <w:rPr>
           <w:b/>
-          <w:color w:val="00A19A"/>
+          <w:color w:val="E07A2E"/>
         </w:rPr>
         <w:t xml:space="preserve">•  </w:t>
       </w:r>
@@ -3433,7 +3560,7 @@
       <w:r>
         <w:rPr>
           <w:b/>
-          <w:color w:val="00A19A"/>
+          <w:color w:val="E07A2E"/>
         </w:rPr>
         <w:t xml:space="preserve">•  </w:t>
       </w:r>
@@ -3455,7 +3582,7 @@
       <w:r>
         <w:rPr>
           <w:b/>
-          <w:color w:val="00A19A"/>
+          <w:color w:val="E07A2E"/>
         </w:rPr>
         <w:t xml:space="preserve">•  </w:t>
       </w:r>
@@ -3477,7 +3604,7 @@
       <w:r>
         <w:rPr>
           <w:b/>
-          <w:color w:val="00A19A"/>
+          <w:color w:val="E07A2E"/>
         </w:rPr>
         <w:t xml:space="preserve">•  </w:t>
       </w:r>
@@ -3536,7 +3663,7 @@
       <w:r>
         <w:rPr>
           <w:b/>
-          <w:color w:val="00A19A"/>
+          <w:color w:val="E07A2E"/>
         </w:rPr>
         <w:t xml:space="preserve">•  </w:t>
       </w:r>
@@ -3567,7 +3694,7 @@
       <w:r>
         <w:rPr>
           <w:b/>
-          <w:color w:val="00A19A"/>
+          <w:color w:val="E07A2E"/>
         </w:rPr>
         <w:t xml:space="preserve">•  </w:t>
       </w:r>
@@ -3589,7 +3716,7 @@
       <w:r>
         <w:rPr>
           <w:b/>
-          <w:color w:val="00A19A"/>
+          <w:color w:val="E07A2E"/>
         </w:rPr>
         <w:t xml:space="preserve">•  </w:t>
       </w:r>
@@ -3611,7 +3738,7 @@
       <w:r>
         <w:rPr>
           <w:b/>
-          <w:color w:val="00A19A"/>
+          <w:color w:val="E07A2E"/>
         </w:rPr>
         <w:t xml:space="preserve">•  </w:t>
       </w:r>
@@ -3647,7 +3774,7 @@
         <w:tc>
           <w:tcPr>
             <w:tcW w:type="dxa" w:w="794"/>
-            <w:shd w:val="clear" w:color="auto" w:fill="00A19A"/>
+            <w:shd w:val="clear" w:color="auto" w:fill="E07A2E"/>
             <w:tcMar>
               <w:top w:w="120" w:type="dxa"/>
               <w:bottom w:w="120" w:type="dxa"/>
@@ -3658,7 +3785,6 @@
           </w:tcPr>
           <w:p>
             <w:pPr>
-              <w:pageBreakBefore/>
               <w:jc w:val="center"/>
             </w:pPr>
             <w:r>
@@ -3674,7 +3800,7 @@
         <w:tc>
           <w:tcPr>
             <w:tcW w:type="dxa" w:w="8844"/>
-            <w:shd w:val="clear" w:color="auto" w:fill="16325C"/>
+            <w:shd w:val="clear" w:color="auto" w:fill="1E3A5F"/>
             <w:tcMar>
               <w:top w:w="120" w:type="dxa"/>
               <w:bottom w:w="120" w:type="dxa"/>
@@ -3706,12 +3832,12 @@
         <w:jc w:val="center"/>
         <w:tblLook w:firstColumn="1" w:firstRow="1" w:lastColumn="0" w:lastRow="0" w:noHBand="0" w:noVBand="1" w:val="04A0"/>
         <w:tblBorders>
-          <w:top w:val="single" w:sz="4" w:color="D5DDE2"/>
-          <w:left w:val="single" w:sz="4" w:color="D5DDE2"/>
-          <w:bottom w:val="single" w:sz="4" w:color="D5DDE2"/>
-          <w:right w:val="single" w:sz="4" w:color="D5DDE2"/>
-          <w:insideH w:val="single" w:sz="4" w:color="D5DDE2"/>
-          <w:insideV w:val="single" w:sz="4" w:color="D5DDE2"/>
+          <w:top w:val="single" w:sz="4" w:color="E3E8EF"/>
+          <w:left w:val="single" w:sz="4" w:color="E3E8EF"/>
+          <w:bottom w:val="single" w:sz="4" w:color="E3E8EF"/>
+          <w:right w:val="single" w:sz="4" w:color="E3E8EF"/>
+          <w:insideH w:val="single" w:sz="4" w:color="E3E8EF"/>
+          <w:insideV w:val="single" w:sz="4" w:color="E3E8EF"/>
         </w:tblBorders>
         <w:tblW w:w="9639" w:type="dxa"/>
         <w:tblLayout w:type="fixed"/>
@@ -3727,7 +3853,7 @@
         <w:tc>
           <w:tcPr>
             <w:tcW w:type="dxa" w:w="2381"/>
-            <w:shd w:val="clear" w:color="auto" w:fill="16325C"/>
+            <w:shd w:val="clear" w:color="auto" w:fill="1E3A5F"/>
             <w:tcMar>
               <w:top w:w="90" w:type="dxa"/>
               <w:bottom w:w="90" w:type="dxa"/>
@@ -3749,7 +3875,7 @@
         <w:tc>
           <w:tcPr>
             <w:tcW w:type="dxa" w:w="7257"/>
-            <w:shd w:val="clear" w:color="auto" w:fill="16325C"/>
+            <w:shd w:val="clear" w:color="auto" w:fill="1E3A5F"/>
             <w:tcMar>
               <w:top w:w="90" w:type="dxa"/>
               <w:bottom w:w="90" w:type="dxa"/>
@@ -3819,15 +3945,15 @@
                 <w:color w:val="1F2933"/>
                 <w:sz w:val="19"/>
               </w:rPr>
-              <w:t xml:space="preserve">As set out in your rate schedule. Separate rates apply for weekday, evening, night, Saturday, Sunday and public holiday shifts, and for sleepovers. </w:t>
+              <w:t xml:space="preserve">Hourly rates by shift type (for example Weekday AM, Weekday PM, night, Saturday, Sunday, public holiday and sleepover), as set out in your rate schedule. </w:t>
             </w:r>
             <w:r>
               <w:rPr>
                 <w:b/>
                 <w:i w:val="0"/>
-                <w:color w:val="8A5A00"/>
+                <w:color w:val="6B4E00"/>
                 <w:sz w:val="19"/>
-                <w:shd w:val="clear" w:color="auto" w:fill="FFF4D6"/>
+                <w:shd w:val="clear" w:color="auto" w:fill="FFF2A8"/>
               </w:rPr>
               <w:t>[Attach rate schedule]</w:t>
             </w:r>
@@ -3883,9 +4009,9 @@
               <w:rPr>
                 <w:b/>
                 <w:i w:val="0"/>
-                <w:color w:val="8A5A00"/>
+                <w:color w:val="6B4E00"/>
                 <w:sz w:val="19"/>
-                <w:shd w:val="clear" w:color="auto" w:fill="FFF4D6"/>
+                <w:shd w:val="clear" w:color="auto" w:fill="FFF2A8"/>
               </w:rPr>
               <w:t>[e.g. 2 hours]</w:t>
             </w:r>
@@ -4060,9 +4186,9 @@
               <w:rPr>
                 <w:b/>
                 <w:i w:val="0"/>
-                <w:color w:val="8A5A00"/>
+                <w:color w:val="6B4E00"/>
                 <w:sz w:val="19"/>
-                <w:shd w:val="clear" w:color="auto" w:fill="FFF4D6"/>
+                <w:shd w:val="clear" w:color="auto" w:fill="FFF2A8"/>
               </w:rPr>
               <w:t>[If charged: rate per km for participant transport, per your rate schedule]</w:t>
             </w:r>
@@ -4116,22 +4242,12 @@
             </w:pPr>
             <w:r>
               <w:rPr>
-                <w:b/>
-                <w:i w:val="0"/>
-                <w:color w:val="8A5A00"/>
-                <w:sz w:val="19"/>
-                <w:shd w:val="clear" w:color="auto" w:fill="FFF4D6"/>
-              </w:rPr>
-              <w:t>[Weekly / fortnightly]</w:t>
-            </w:r>
-            <w:r>
-              <w:rPr>
                 <w:b w:val="0"/>
                 <w:i w:val="0"/>
                 <w:color w:val="1F2933"/>
                 <w:sz w:val="19"/>
               </w:rPr>
-              <w:t>, with a shift-by-shift breakdown</w:t>
+              <w:t>Weekly, per site, with a line for every shift: date, worker, shift type, rate and hours. Hours found after a week is invoiced (for example a shift that ran past its rostered finish) are billed on a supplementary invoice at the standard rate.</w:t>
             </w:r>
           </w:p>
         </w:tc>
@@ -4183,9 +4299,9 @@
               <w:rPr>
                 <w:b/>
                 <w:i w:val="0"/>
-                <w:color w:val="8A5A00"/>
+                <w:color w:val="6B4E00"/>
                 <w:sz w:val="19"/>
-                <w:shd w:val="clear" w:color="auto" w:fill="FFF4D6"/>
+                <w:shd w:val="clear" w:color="auto" w:fill="FFF2A8"/>
               </w:rPr>
               <w:t>[e.g. 14 days]</w:t>
             </w:r>
@@ -4248,13 +4364,12 @@
             </w:pPr>
             <w:r>
               <w:rPr>
-                <w:b/>
+                <w:b w:val="0"/>
                 <w:i w:val="0"/>
-                <w:color w:val="8A5A00"/>
+                <w:color w:val="1F2933"/>
                 <w:sz w:val="19"/>
-                <w:shd w:val="clear" w:color="auto" w:fill="FFF4D6"/>
               </w:rPr>
-              <w:t>[State whether GST applies to IWS services. Confirm with your accountant.]</w:t>
+              <w:t>IWS is registered for GST. Rates are quoted excluding GST, and 10% GST is added on each tax invoice.</w:t>
             </w:r>
           </w:p>
         </w:tc>
@@ -4284,7 +4399,7 @@
                 <w:color w:val="1F2933"/>
                 <w:sz w:val="19"/>
               </w:rPr>
-              <w:t>Invoice disputes</w:t>
+              <w:t>How to pay</w:t>
             </w:r>
           </w:p>
         </w:tc>
@@ -4309,15 +4424,72 @@
                 <w:color w:val="1F2933"/>
                 <w:sz w:val="19"/>
               </w:rPr>
+              <w:t>By EFT to the account shown on each invoice. Please use the invoice number as the payment reference.</w:t>
+            </w:r>
+          </w:p>
+        </w:tc>
+      </w:tr>
+      <w:tr>
+        <w:trPr>
+          <w:cantSplit/>
+        </w:trPr>
+        <w:tc>
+          <w:tcPr>
+            <w:tcW w:type="dxa" w:w="2381"/>
+            <w:tcMar>
+              <w:top w:w="80" w:type="dxa"/>
+              <w:bottom w:w="80" w:type="dxa"/>
+              <w:start w:w="120" w:type="dxa"/>
+              <w:end w:w="120" w:type="dxa"/>
+            </w:tcMar>
+            <w:shd w:val="clear" w:color="auto" w:fill="F4F8F9"/>
+          </w:tcPr>
+          <w:p>
+            <w:pPr>
+              <w:spacing w:after="0"/>
+            </w:pPr>
+            <w:r>
+              <w:rPr>
+                <w:b w:val="0"/>
+                <w:i w:val="0"/>
+                <w:color w:val="1F2933"/>
+                <w:sz w:val="19"/>
+              </w:rPr>
+              <w:t>Invoice disputes</w:t>
+            </w:r>
+          </w:p>
+        </w:tc>
+        <w:tc>
+          <w:tcPr>
+            <w:tcW w:type="dxa" w:w="7257"/>
+            <w:tcMar>
+              <w:top w:w="80" w:type="dxa"/>
+              <w:bottom w:w="80" w:type="dxa"/>
+              <w:start w:w="120" w:type="dxa"/>
+              <w:end w:w="120" w:type="dxa"/>
+            </w:tcMar>
+            <w:shd w:val="clear" w:color="auto" w:fill="F4F8F9"/>
+          </w:tcPr>
+          <w:p>
+            <w:pPr>
+              <w:spacing w:after="0"/>
+            </w:pPr>
+            <w:r>
+              <w:rPr>
+                <w:b w:val="0"/>
+                <w:i w:val="0"/>
+                <w:color w:val="1F2933"/>
+                <w:sz w:val="19"/>
+              </w:rPr>
               <w:t xml:space="preserve">Raise within </w:t>
             </w:r>
             <w:r>
               <w:rPr>
                 <w:b/>
                 <w:i w:val="0"/>
-                <w:color w:val="8A5A00"/>
+                <w:color w:val="6B4E00"/>
                 <w:sz w:val="19"/>
-                <w:shd w:val="clear" w:color="auto" w:fill="FFF4D6"/>
+                <w:shd w:val="clear" w:color="auto" w:fill="FFF2A8"/>
               </w:rPr>
               <w:t>[7 days]</w:t>
             </w:r>
@@ -4352,12 +4524,12 @@
         <w:jc w:val="center"/>
         <w:tblLook w:firstColumn="1" w:firstRow="1" w:lastColumn="0" w:lastRow="0" w:noHBand="0" w:noVBand="1" w:val="04A0"/>
         <w:tblBorders>
-          <w:top w:val="single" w:sz="4" w:color="D5DDE2"/>
-          <w:left w:val="single" w:sz="4" w:color="D5DDE2"/>
-          <w:bottom w:val="single" w:sz="4" w:color="D5DDE2"/>
-          <w:right w:val="single" w:sz="4" w:color="D5DDE2"/>
-          <w:insideH w:val="single" w:sz="4" w:color="D5DDE2"/>
-          <w:insideV w:val="single" w:sz="4" w:color="D5DDE2"/>
+          <w:top w:val="single" w:sz="4" w:color="E3E8EF"/>
+          <w:left w:val="single" w:sz="4" w:color="E3E8EF"/>
+          <w:bottom w:val="single" w:sz="4" w:color="E3E8EF"/>
+          <w:right w:val="single" w:sz="4" w:color="E3E8EF"/>
+          <w:insideH w:val="single" w:sz="4" w:color="E3E8EF"/>
+          <w:insideV w:val="single" w:sz="4" w:color="E3E8EF"/>
         </w:tblBorders>
         <w:tblW w:w="9639" w:type="dxa"/>
         <w:tblLayout w:type="fixed"/>
@@ -4373,7 +4545,7 @@
         <w:tc>
           <w:tcPr>
             <w:tcW w:type="dxa" w:w="4535"/>
-            <w:shd w:val="clear" w:color="auto" w:fill="16325C"/>
+            <w:shd w:val="clear" w:color="auto" w:fill="1E3A5F"/>
             <w:tcMar>
               <w:top w:w="90" w:type="dxa"/>
               <w:bottom w:w="90" w:type="dxa"/>
@@ -4395,7 +4567,7 @@
         <w:tc>
           <w:tcPr>
             <w:tcW w:type="dxa" w:w="5102"/>
-            <w:shd w:val="clear" w:color="auto" w:fill="16325C"/>
+            <w:shd w:val="clear" w:color="auto" w:fill="1E3A5F"/>
             <w:tcMar>
               <w:top w:w="90" w:type="dxa"/>
               <w:bottom w:w="90" w:type="dxa"/>
@@ -4446,9 +4618,9 @@
               <w:rPr>
                 <w:b/>
                 <w:i w:val="0"/>
-                <w:color w:val="8A5A00"/>
+                <w:color w:val="6B4E00"/>
                 <w:sz w:val="19"/>
-                <w:shd w:val="clear" w:color="auto" w:fill="FFF4D6"/>
+                <w:shd w:val="clear" w:color="auto" w:fill="FFF2A8"/>
               </w:rPr>
               <w:t>[X hours]</w:t>
             </w:r>
@@ -4521,9 +4693,9 @@
               <w:rPr>
                 <w:b/>
                 <w:i w:val="0"/>
-                <w:color w:val="8A5A00"/>
+                <w:color w:val="6B4E00"/>
                 <w:sz w:val="19"/>
-                <w:shd w:val="clear" w:color="auto" w:fill="FFF4D6"/>
+                <w:shd w:val="clear" w:color="auto" w:fill="FFF2A8"/>
               </w:rPr>
               <w:t>[X hours]</w:t>
             </w:r>
@@ -4557,9 +4729,9 @@
               <w:rPr>
                 <w:b/>
                 <w:i w:val="0"/>
-                <w:color w:val="8A5A00"/>
+                <w:color w:val="6B4E00"/>
                 <w:sz w:val="19"/>
-                <w:shd w:val="clear" w:color="auto" w:fill="FFF4D6"/>
+                <w:shd w:val="clear" w:color="auto" w:fill="FFF2A8"/>
               </w:rPr>
               <w:t>[e.g. Minimum shift or full shift charge]</w:t>
             </w:r>
@@ -4613,9 +4785,9 @@
               <w:rPr>
                 <w:b/>
                 <w:i w:val="0"/>
-                <w:color w:val="8A5A00"/>
+                <w:color w:val="6B4E00"/>
                 <w:sz w:val="19"/>
-                <w:shd w:val="clear" w:color="auto" w:fill="FFF4D6"/>
+                <w:shd w:val="clear" w:color="auto" w:fill="FFF2A8"/>
               </w:rPr>
               <w:t>[e.g. Full shift charge]</w:t>
             </w:r>
@@ -4663,12 +4835,12 @@
         <w:tc>
           <w:tcPr>
             <w:tcW w:type="dxa" w:w="9638"/>
-            <w:shd w:val="clear" w:color="auto" w:fill="E6F5F4"/>
+            <w:shd w:val="clear" w:color="auto" w:fill="F7F9FC"/>
             <w:tcBorders>
               <w:top w:val="nil"/>
               <w:bottom w:val="nil"/>
               <w:right w:val="nil"/>
-              <w:left w:val="single" w:sz="36" w:color="00A19A"/>
+              <w:left w:val="single" w:sz="36" w:color="1E3A5F"/>
             </w:tcBorders>
             <w:tcMar>
               <w:top w:w="140" w:type="dxa"/>
@@ -4681,7 +4853,7 @@
             <w:r>
               <w:rPr>
                 <w:b/>
-                <w:color w:val="16325C"/>
+                <w:color w:val="1E3A5F"/>
                 <w:sz w:val="22"/>
               </w:rPr>
               <w:t>Engaging our workers directly</w:t>
@@ -4701,9 +4873,9 @@
               <w:rPr>
                 <w:b/>
                 <w:i w:val="0"/>
-                <w:color w:val="8A5A00"/>
+                <w:color w:val="6B4E00"/>
                 <w:sz w:val="20"/>
-                <w:shd w:val="clear" w:color="auto" w:fill="FFF4D6"/>
+                <w:shd w:val="clear" w:color="auto" w:fill="FFF2A8"/>
               </w:rPr>
               <w:t>[Confirm the clause in your service agreement.]</w:t>
             </w:r>
@@ -4738,7 +4910,7 @@
         <w:tc>
           <w:tcPr>
             <w:tcW w:type="dxa" w:w="794"/>
-            <w:shd w:val="clear" w:color="auto" w:fill="00A19A"/>
+            <w:shd w:val="clear" w:color="auto" w:fill="E07A2E"/>
             <w:tcMar>
               <w:top w:w="120" w:type="dxa"/>
               <w:bottom w:w="120" w:type="dxa"/>
@@ -4764,7 +4936,7 @@
         <w:tc>
           <w:tcPr>
             <w:tcW w:type="dxa" w:w="8844"/>
-            <w:shd w:val="clear" w:color="auto" w:fill="16325C"/>
+            <w:shd w:val="clear" w:color="auto" w:fill="1E3A5F"/>
             <w:tcMar>
               <w:top w:w="120" w:type="dxa"/>
               <w:bottom w:w="120" w:type="dxa"/>
@@ -4799,7 +4971,7 @@
       <w:r>
         <w:rPr>
           <w:b/>
-          <w:color w:val="00A19A"/>
+          <w:color w:val="E07A2E"/>
         </w:rPr>
         <w:t xml:space="preserve">•  </w:t>
       </w:r>
@@ -4821,7 +4993,7 @@
       <w:r>
         <w:rPr>
           <w:b/>
-          <w:color w:val="00A19A"/>
+          <w:color w:val="E07A2E"/>
         </w:rPr>
         <w:t xml:space="preserve">•  </w:t>
       </w:r>
@@ -4843,7 +5015,7 @@
       <w:r>
         <w:rPr>
           <w:b/>
-          <w:color w:val="00A19A"/>
+          <w:color w:val="E07A2E"/>
         </w:rPr>
         <w:t xml:space="preserve">•  </w:t>
       </w:r>
@@ -4865,7 +5037,7 @@
       <w:r>
         <w:rPr>
           <w:b/>
-          <w:color w:val="00A19A"/>
+          <w:color w:val="E07A2E"/>
         </w:rPr>
         <w:t xml:space="preserve">•  </w:t>
       </w:r>
@@ -4882,9 +5054,9 @@
         <w:rPr>
           <w:b/>
           <w:i w:val="0"/>
-          <w:color w:val="8A5A00"/>
+          <w:color w:val="6B4E00"/>
           <w:sz w:val="21"/>
-          <w:shd w:val="clear" w:color="auto" w:fill="FFF4D6"/>
+          <w:shd w:val="clear" w:color="auto" w:fill="FFF2A8"/>
         </w:rPr>
         <w:t>[Link to IWS privacy policy]</w:t>
       </w:r>
@@ -4911,7 +5083,7 @@
         <w:tc>
           <w:tcPr>
             <w:tcW w:type="dxa" w:w="794"/>
-            <w:shd w:val="clear" w:color="auto" w:fill="00A19A"/>
+            <w:shd w:val="clear" w:color="auto" w:fill="E07A2E"/>
             <w:tcMar>
               <w:top w:w="120" w:type="dxa"/>
               <w:bottom w:w="120" w:type="dxa"/>
@@ -4938,7 +5110,7 @@
         <w:tc>
           <w:tcPr>
             <w:tcW w:type="dxa" w:w="8844"/>
-            <w:shd w:val="clear" w:color="auto" w:fill="16325C"/>
+            <w:shd w:val="clear" w:color="auto" w:fill="1E3A5F"/>
             <w:tcMar>
               <w:top w:w="120" w:type="dxa"/>
               <w:bottom w:w="120" w:type="dxa"/>
@@ -5001,7 +5173,7 @@
         <w:tc>
           <w:tcPr>
             <w:tcW w:type="dxa" w:w="510"/>
-            <w:shd w:val="clear" w:color="auto" w:fill="16325C"/>
+            <w:shd w:val="clear" w:color="auto" w:fill="1E3A5F"/>
             <w:tcMar>
               <w:top w:w="80" w:type="dxa"/>
               <w:bottom w:w="80" w:type="dxa"/>
@@ -5078,7 +5250,7 @@
         <w:tc>
           <w:tcPr>
             <w:tcW w:type="dxa" w:w="510"/>
-            <w:shd w:val="clear" w:color="auto" w:fill="16325C"/>
+            <w:shd w:val="clear" w:color="auto" w:fill="1E3A5F"/>
             <w:tcMar>
               <w:top w:w="80" w:type="dxa"/>
               <w:bottom w:w="80" w:type="dxa"/>
@@ -5119,34 +5291,15 @@
                 <w:color w:val="1F2933"/>
                 <w:sz w:val="21"/>
               </w:rPr>
-              <w:t xml:space="preserve">If not resolved, contact the Director at </w:t>
+              <w:t xml:space="preserve">If not resolved, contact the Director at michael.sibanda@interactivews.com. We will acknowledge within </w:t>
             </w:r>
             <w:r>
               <w:rPr>
                 <w:b/>
                 <w:i w:val="0"/>
-                <w:color w:val="8A5A00"/>
+                <w:color w:val="6B4E00"/>
                 <w:sz w:val="21"/>
-                <w:shd w:val="clear" w:color="auto" w:fill="FFF4D6"/>
-              </w:rPr>
-              <w:t>[IWS complaints email]</w:t>
-            </w:r>
-            <w:r>
-              <w:rPr>
-                <w:b w:val="0"/>
-                <w:i w:val="0"/>
-                <w:color w:val="1F2933"/>
-                <w:sz w:val="21"/>
-              </w:rPr>
-              <w:t xml:space="preserve">. We will acknowledge within </w:t>
-            </w:r>
-            <w:r>
-              <w:rPr>
-                <w:b/>
-                <w:i w:val="0"/>
-                <w:color w:val="8A5A00"/>
-                <w:sz w:val="21"/>
-                <w:shd w:val="clear" w:color="auto" w:fill="FFF4D6"/>
+                <w:shd w:val="clear" w:color="auto" w:fill="FFF2A8"/>
               </w:rPr>
               <w:t>[2 business days]</w:t>
             </w:r>
@@ -5163,9 +5316,9 @@
               <w:rPr>
                 <w:b/>
                 <w:i w:val="0"/>
-                <w:color w:val="8A5A00"/>
+                <w:color w:val="6B4E00"/>
                 <w:sz w:val="21"/>
-                <w:shd w:val="clear" w:color="auto" w:fill="FFF4D6"/>
+                <w:shd w:val="clear" w:color="auto" w:fill="FFF2A8"/>
               </w:rPr>
               <w:t>[X business days]</w:t>
             </w:r>
@@ -5212,7 +5365,7 @@
         <w:tc>
           <w:tcPr>
             <w:tcW w:type="dxa" w:w="510"/>
-            <w:shd w:val="clear" w:color="auto" w:fill="16325C"/>
+            <w:shd w:val="clear" w:color="auto" w:fill="1E3A5F"/>
             <w:tcMar>
               <w:top w:w="80" w:type="dxa"/>
               <w:bottom w:w="80" w:type="dxa"/>
@@ -5346,7 +5499,7 @@
         <w:tc>
           <w:tcPr>
             <w:tcW w:type="dxa" w:w="794"/>
-            <w:shd w:val="clear" w:color="auto" w:fill="00A19A"/>
+            <w:shd w:val="clear" w:color="auto" w:fill="E07A2E"/>
             <w:tcMar>
               <w:top w:w="120" w:type="dxa"/>
               <w:bottom w:w="120" w:type="dxa"/>
@@ -5372,7 +5525,7 @@
         <w:tc>
           <w:tcPr>
             <w:tcW w:type="dxa" w:w="8844"/>
-            <w:shd w:val="clear" w:color="auto" w:fill="16325C"/>
+            <w:shd w:val="clear" w:color="auto" w:fill="1E3A5F"/>
             <w:tcMar>
               <w:top w:w="120" w:type="dxa"/>
               <w:bottom w:w="120" w:type="dxa"/>
@@ -5404,20 +5557,20 @@
         <w:jc w:val="center"/>
         <w:tblLook w:firstColumn="1" w:firstRow="1" w:lastColumn="0" w:lastRow="0" w:noHBand="0" w:noVBand="1" w:val="04A0"/>
         <w:tblBorders>
-          <w:top w:val="single" w:sz="4" w:color="D5DDE2"/>
-          <w:left w:val="single" w:sz="4" w:color="D5DDE2"/>
-          <w:bottom w:val="single" w:sz="4" w:color="D5DDE2"/>
-          <w:right w:val="single" w:sz="4" w:color="D5DDE2"/>
-          <w:insideH w:val="single" w:sz="4" w:color="D5DDE2"/>
-          <w:insideV w:val="single" w:sz="4" w:color="D5DDE2"/>
+          <w:top w:val="single" w:sz="4" w:color="E3E8EF"/>
+          <w:left w:val="single" w:sz="4" w:color="E3E8EF"/>
+          <w:bottom w:val="single" w:sz="4" w:color="E3E8EF"/>
+          <w:right w:val="single" w:sz="4" w:color="E3E8EF"/>
+          <w:insideH w:val="single" w:sz="4" w:color="E3E8EF"/>
+          <w:insideV w:val="single" w:sz="4" w:color="E3E8EF"/>
         </w:tblBorders>
         <w:tblW w:w="9639" w:type="dxa"/>
         <w:tblLayout w:type="fixed"/>
       </w:tblPr>
       <w:tblGrid>
-        <w:gridCol w:w="2041"/>
-        <w:gridCol w:w="4195"/>
+        <w:gridCol w:w="1814"/>
         <w:gridCol w:w="3402"/>
+        <w:gridCol w:w="4422"/>
       </w:tblGrid>
       <w:tr>
         <w:trPr>
@@ -5425,8 +5578,8 @@
         </w:trPr>
         <w:tc>
           <w:tcPr>
-            <w:tcW w:type="dxa" w:w="2041"/>
-            <w:shd w:val="clear" w:color="auto" w:fill="16325C"/>
+            <w:tcW w:type="dxa" w:w="1814"/>
+            <w:shd w:val="clear" w:color="auto" w:fill="1E3A5F"/>
             <w:tcMar>
               <w:top w:w="90" w:type="dxa"/>
               <w:bottom w:w="90" w:type="dxa"/>
@@ -5447,8 +5600,8 @@
         </w:tc>
         <w:tc>
           <w:tcPr>
-            <w:tcW w:type="dxa" w:w="4195"/>
-            <w:shd w:val="clear" w:color="auto" w:fill="16325C"/>
+            <w:tcW w:type="dxa" w:w="3402"/>
+            <w:shd w:val="clear" w:color="auto" w:fill="1E3A5F"/>
             <w:tcMar>
               <w:top w:w="90" w:type="dxa"/>
               <w:bottom w:w="90" w:type="dxa"/>
@@ -5469,8 +5622,8 @@
         </w:tc>
         <w:tc>
           <w:tcPr>
-            <w:tcW w:type="dxa" w:w="3402"/>
-            <w:shd w:val="clear" w:color="auto" w:fill="16325C"/>
+            <w:tcW w:type="dxa" w:w="4422"/>
+            <w:shd w:val="clear" w:color="auto" w:fill="1E3A5F"/>
             <w:tcMar>
               <w:top w:w="90" w:type="dxa"/>
               <w:bottom w:w="90" w:type="dxa"/>
@@ -5496,7 +5649,7 @@
         </w:trPr>
         <w:tc>
           <w:tcPr>
-            <w:tcW w:type="dxa" w:w="2041"/>
+            <w:tcW w:type="dxa" w:w="1814"/>
             <w:tcMar>
               <w:top w:w="80" w:type="dxa"/>
               <w:bottom w:w="80" w:type="dxa"/>
@@ -5521,7 +5674,7 @@
         </w:tc>
         <w:tc>
           <w:tcPr>
-            <w:tcW w:type="dxa" w:w="4195"/>
+            <w:tcW w:type="dxa" w:w="3402"/>
             <w:tcMar>
               <w:top w:w="80" w:type="dxa"/>
               <w:bottom w:w="80" w:type="dxa"/>
@@ -5546,7 +5699,7 @@
         </w:tc>
         <w:tc>
           <w:tcPr>
-            <w:tcW w:type="dxa" w:w="3402"/>
+            <w:tcW w:type="dxa" w:w="4422"/>
             <w:tcMar>
               <w:top w:w="80" w:type="dxa"/>
               <w:bottom w:w="80" w:type="dxa"/>
@@ -5562,9 +5715,9 @@
               <w:rPr>
                 <w:b/>
                 <w:i w:val="0"/>
-                <w:color w:val="8A5A00"/>
+                <w:color w:val="6B4E00"/>
                 <w:sz w:val="19"/>
-                <w:shd w:val="clear" w:color="auto" w:fill="FFF4D6"/>
+                <w:shd w:val="clear" w:color="auto" w:fill="FFF2A8"/>
               </w:rPr>
               <w:t>[On-call phone, hours]</w:t>
             </w:r>
@@ -5577,7 +5730,7 @@
         </w:trPr>
         <w:tc>
           <w:tcPr>
-            <w:tcW w:type="dxa" w:w="2041"/>
+            <w:tcW w:type="dxa" w:w="1814"/>
             <w:tcMar>
               <w:top w:w="80" w:type="dxa"/>
               <w:bottom w:w="80" w:type="dxa"/>
@@ -5603,7 +5756,7 @@
         </w:tc>
         <w:tc>
           <w:tcPr>
-            <w:tcW w:type="dxa" w:w="4195"/>
+            <w:tcW w:type="dxa" w:w="3402"/>
             <w:tcMar>
               <w:top w:w="80" w:type="dxa"/>
               <w:bottom w:w="80" w:type="dxa"/>
@@ -5629,7 +5782,7 @@
         </w:tc>
         <w:tc>
           <w:tcPr>
-            <w:tcW w:type="dxa" w:w="3402"/>
+            <w:tcW w:type="dxa" w:w="4422"/>
             <w:tcMar>
               <w:top w:w="80" w:type="dxa"/>
               <w:bottom w:w="80" w:type="dxa"/>
@@ -5644,32 +5797,14 @@
             </w:pPr>
             <w:r>
               <w:rPr>
-                <w:b/>
-                <w:i w:val="0"/>
-                <w:color w:val="8A5A00"/>
-                <w:sz w:val="19"/>
-                <w:shd w:val="clear" w:color="auto" w:fill="FFF4D6"/>
-              </w:rPr>
-              <w:t>[Bookings phone]</w:t>
-            </w:r>
-            <w:r>
-              <w:rPr>
                 <w:b w:val="0"/>
                 <w:i w:val="0"/>
                 <w:color w:val="1F2933"/>
                 <w:sz w:val="19"/>
               </w:rPr>
-              <w:t xml:space="preserve">  |  </w:t>
-            </w:r>
-            <w:r>
-              <w:rPr>
-                <w:b/>
-                <w:i w:val="0"/>
-                <w:color w:val="8A5A00"/>
-                <w:sz w:val="19"/>
-                <w:shd w:val="clear" w:color="auto" w:fill="FFF4D6"/>
-              </w:rPr>
-              <w:t>[Bookings email]</w:t>
+              <w:t>+61 493 716 007</w:t>
+              <w:br/>
+              <w:t>michael.sibanda@interactivews.com</w:t>
             </w:r>
           </w:p>
         </w:tc>
@@ -5680,7 +5815,7 @@
         </w:trPr>
         <w:tc>
           <w:tcPr>
-            <w:tcW w:type="dxa" w:w="2041"/>
+            <w:tcW w:type="dxa" w:w="1814"/>
             <w:tcMar>
               <w:top w:w="80" w:type="dxa"/>
               <w:bottom w:w="80" w:type="dxa"/>
@@ -5705,7 +5840,7 @@
         </w:tc>
         <w:tc>
           <w:tcPr>
-            <w:tcW w:type="dxa" w:w="4195"/>
+            <w:tcW w:type="dxa" w:w="3402"/>
             <w:tcMar>
               <w:top w:w="80" w:type="dxa"/>
               <w:bottom w:w="80" w:type="dxa"/>
@@ -5730,7 +5865,7 @@
         </w:tc>
         <w:tc>
           <w:tcPr>
-            <w:tcW w:type="dxa" w:w="3402"/>
+            <w:tcW w:type="dxa" w:w="4422"/>
             <w:tcMar>
               <w:top w:w="80" w:type="dxa"/>
               <w:bottom w:w="80" w:type="dxa"/>
@@ -5744,13 +5879,12 @@
             </w:pPr>
             <w:r>
               <w:rPr>
-                <w:b/>
+                <w:b w:val="0"/>
                 <w:i w:val="0"/>
-                <w:color w:val="8A5A00"/>
+                <w:color w:val="1F2933"/>
                 <w:sz w:val="19"/>
-                <w:shd w:val="clear" w:color="auto" w:fill="FFF4D6"/>
               </w:rPr>
-              <w:t>[Accounts email]</w:t>
+              <w:t>michael.sibanda@interactivews.com</w:t>
             </w:r>
           </w:p>
         </w:tc>
@@ -5761,7 +5895,7 @@
         </w:trPr>
         <w:tc>
           <w:tcPr>
-            <w:tcW w:type="dxa" w:w="2041"/>
+            <w:tcW w:type="dxa" w:w="1814"/>
             <w:tcMar>
               <w:top w:w="80" w:type="dxa"/>
               <w:bottom w:w="80" w:type="dxa"/>
@@ -5787,7 +5921,7 @@
         </w:tc>
         <w:tc>
           <w:tcPr>
-            <w:tcW w:type="dxa" w:w="4195"/>
+            <w:tcW w:type="dxa" w:w="3402"/>
             <w:tcMar>
               <w:top w:w="80" w:type="dxa"/>
               <w:bottom w:w="80" w:type="dxa"/>
@@ -5813,7 +5947,7 @@
         </w:tc>
         <w:tc>
           <w:tcPr>
-            <w:tcW w:type="dxa" w:w="3402"/>
+            <w:tcW w:type="dxa" w:w="4422"/>
             <w:tcMar>
               <w:top w:w="80" w:type="dxa"/>
               <w:bottom w:w="80" w:type="dxa"/>
@@ -5833,17 +5967,9 @@
                 <w:color w:val="1F2933"/>
                 <w:sz w:val="19"/>
               </w:rPr>
-              <w:t xml:space="preserve">Michael Sibanda  |  </w:t>
-            </w:r>
-            <w:r>
-              <w:rPr>
-                <w:b/>
-                <w:i w:val="0"/>
-                <w:color w:val="8A5A00"/>
-                <w:sz w:val="19"/>
-                <w:shd w:val="clear" w:color="auto" w:fill="FFF4D6"/>
-              </w:rPr>
-              <w:t>[Director email]</w:t>
+              <w:t>Michael Sibanda</w:t>
+              <w:br/>
+              <w:t>michael.sibanda@interactivews.com</w:t>
             </w:r>
           </w:p>
         </w:tc>
@@ -5854,7 +5980,7 @@
         </w:trPr>
         <w:tc>
           <w:tcPr>
-            <w:tcW w:type="dxa" w:w="2041"/>
+            <w:tcW w:type="dxa" w:w="1814"/>
             <w:tcMar>
               <w:top w:w="80" w:type="dxa"/>
               <w:bottom w:w="80" w:type="dxa"/>
@@ -5879,7 +6005,7 @@
         </w:tc>
         <w:tc>
           <w:tcPr>
-            <w:tcW w:type="dxa" w:w="4195"/>
+            <w:tcW w:type="dxa" w:w="3402"/>
             <w:tcMar>
               <w:top w:w="80" w:type="dxa"/>
               <w:bottom w:w="80" w:type="dxa"/>
@@ -5904,7 +6030,7 @@
         </w:tc>
         <w:tc>
           <w:tcPr>
-            <w:tcW w:type="dxa" w:w="3402"/>
+            <w:tcW w:type="dxa" w:w="4422"/>
             <w:tcMar>
               <w:top w:w="80" w:type="dxa"/>
               <w:bottom w:w="80" w:type="dxa"/>
@@ -5956,7 +6082,7 @@
         <w:tc>
           <w:tcPr>
             <w:tcW w:type="dxa" w:w="794"/>
-            <w:shd w:val="clear" w:color="auto" w:fill="00A19A"/>
+            <w:shd w:val="clear" w:color="auto" w:fill="E07A2E"/>
             <w:tcMar>
               <w:top w:w="120" w:type="dxa"/>
               <w:bottom w:w="120" w:type="dxa"/>
@@ -5983,7 +6109,7 @@
         <w:tc>
           <w:tcPr>
             <w:tcW w:type="dxa" w:w="8844"/>
-            <w:shd w:val="clear" w:color="auto" w:fill="16325C"/>
+            <w:shd w:val="clear" w:color="auto" w:fill="1E3A5F"/>
             <w:tcMar>
               <w:top w:w="120" w:type="dxa"/>
               <w:bottom w:w="120" w:type="dxa"/>
@@ -6024,11 +6150,10 @@
         <w:rPr>
           <w:b/>
           <w:i w:val="0"/>
-          <w:color w:val="8A5A00"/>
+          <w:color w:val="1F2933"/>
           <w:sz w:val="21"/>
-          <w:shd w:val="clear" w:color="auto" w:fill="FFF4D6"/>
         </w:rPr>
-        <w:t>[IWS email]</w:t>
+        <w:t>michael.sibanda@interactivews.com</w:t>
       </w:r>
       <w:r>
         <w:rPr>
@@ -6048,7 +6173,7 @@
       <w:r>
         <w:rPr>
           <w:b/>
-          <w:color w:val="16325C"/>
+          <w:color w:val="1E3A5F"/>
         </w:rPr>
         <w:t xml:space="preserve">☐  </w:t>
       </w:r>
@@ -6070,7 +6195,7 @@
       <w:r>
         <w:rPr>
           <w:b/>
-          <w:color w:val="16325C"/>
+          <w:color w:val="1E3A5F"/>
         </w:rPr>
         <w:t xml:space="preserve">☐  </w:t>
       </w:r>
@@ -6092,7 +6217,7 @@
       <w:r>
         <w:rPr>
           <w:b/>
-          <w:color w:val="16325C"/>
+          <w:color w:val="1E3A5F"/>
         </w:rPr>
         <w:t xml:space="preserve">☐  </w:t>
       </w:r>
@@ -6114,7 +6239,7 @@
       <w:r>
         <w:rPr>
           <w:b/>
-          <w:color w:val="16325C"/>
+          <w:color w:val="1E3A5F"/>
         </w:rPr>
         <w:t xml:space="preserve">☐  </w:t>
       </w:r>
@@ -6136,7 +6261,7 @@
       <w:r>
         <w:rPr>
           <w:b/>
-          <w:color w:val="16325C"/>
+          <w:color w:val="1E3A5F"/>
         </w:rPr>
         <w:t xml:space="preserve">☐  </w:t>
       </w:r>
@@ -6158,7 +6283,7 @@
       <w:r>
         <w:rPr>
           <w:b/>
-          <w:color w:val="16325C"/>
+          <w:color w:val="1E3A5F"/>
         </w:rPr>
         <w:t xml:space="preserve">☐  </w:t>
       </w:r>
@@ -6180,7 +6305,7 @@
       <w:r>
         <w:rPr>
           <w:b/>
-          <w:color w:val="16325C"/>
+          <w:color w:val="1E3A5F"/>
         </w:rPr>
         <w:t xml:space="preserve">☐  </w:t>
       </w:r>
@@ -6202,7 +6327,7 @@
       <w:r>
         <w:rPr>
           <w:b/>
-          <w:color w:val="16325C"/>
+          <w:color w:val="1E3A5F"/>
         </w:rPr>
         <w:t xml:space="preserve">☐  </w:t>
       </w:r>
@@ -6228,12 +6353,12 @@
       <w:tblPr>
         <w:tblLook w:firstColumn="1" w:firstRow="1" w:lastColumn="0" w:lastRow="0" w:noHBand="0" w:noVBand="1" w:val="04A0"/>
         <w:tblBorders>
-          <w:top w:val="single" w:sz="4" w:color="D5DDE2"/>
-          <w:left w:val="single" w:sz="4" w:color="D5DDE2"/>
-          <w:bottom w:val="single" w:sz="4" w:color="D5DDE2"/>
-          <w:right w:val="single" w:sz="4" w:color="D5DDE2"/>
-          <w:insideH w:val="single" w:sz="4" w:color="D5DDE2"/>
-          <w:insideV w:val="single" w:sz="4" w:color="D5DDE2"/>
+          <w:top w:val="single" w:sz="4" w:color="E3E8EF"/>
+          <w:left w:val="single" w:sz="4" w:color="E3E8EF"/>
+          <w:bottom w:val="single" w:sz="4" w:color="E3E8EF"/>
+          <w:right w:val="single" w:sz="4" w:color="E3E8EF"/>
+          <w:insideH w:val="single" w:sz="4" w:color="E3E8EF"/>
+          <w:insideV w:val="single" w:sz="4" w:color="E3E8EF"/>
         </w:tblBorders>
         <w:tblW w:w="9639" w:type="dxa"/>
         <w:tblLayout w:type="fixed"/>
@@ -6249,7 +6374,7 @@
         <w:tc>
           <w:tcPr>
             <w:tcW w:type="dxa" w:w="3118"/>
-            <w:shd w:val="clear" w:color="auto" w:fill="E6F5F4"/>
+            <w:shd w:val="clear" w:color="auto" w:fill="F7F9FC"/>
             <w:tcMar>
               <w:top w:w="180" w:type="dxa"/>
               <w:bottom w:w="180" w:type="dxa"/>
@@ -6261,7 +6386,7 @@
             <w:r>
               <w:rPr>
                 <w:b/>
-                <w:color w:val="16325C"/>
+                <w:color w:val="1E3A5F"/>
                 <w:sz w:val="20"/>
               </w:rPr>
               <w:t>Organisation name</w:t>
@@ -6288,7 +6413,7 @@
         <w:tc>
           <w:tcPr>
             <w:tcW w:type="dxa" w:w="3118"/>
-            <w:shd w:val="clear" w:color="auto" w:fill="E6F5F4"/>
+            <w:shd w:val="clear" w:color="auto" w:fill="F7F9FC"/>
             <w:tcMar>
               <w:top w:w="180" w:type="dxa"/>
               <w:bottom w:w="180" w:type="dxa"/>
@@ -6300,7 +6425,7 @@
             <w:r>
               <w:rPr>
                 <w:b/>
-                <w:color w:val="16325C"/>
+                <w:color w:val="1E3A5F"/>
                 <w:sz w:val="20"/>
               </w:rPr>
               <w:t>ABN</w:t>
@@ -6327,7 +6452,7 @@
         <w:tc>
           <w:tcPr>
             <w:tcW w:type="dxa" w:w="3118"/>
-            <w:shd w:val="clear" w:color="auto" w:fill="E6F5F4"/>
+            <w:shd w:val="clear" w:color="auto" w:fill="F7F9FC"/>
             <w:tcMar>
               <w:top w:w="180" w:type="dxa"/>
               <w:bottom w:w="180" w:type="dxa"/>
@@ -6339,7 +6464,7 @@
             <w:r>
               <w:rPr>
                 <w:b/>
-                <w:color w:val="16325C"/>
+                <w:color w:val="1E3A5F"/>
                 <w:sz w:val="20"/>
               </w:rPr>
               <w:t>NDIS registration number</w:t>
@@ -6366,7 +6491,7 @@
         <w:tc>
           <w:tcPr>
             <w:tcW w:type="dxa" w:w="3118"/>
-            <w:shd w:val="clear" w:color="auto" w:fill="E6F5F4"/>
+            <w:shd w:val="clear" w:color="auto" w:fill="F7F9FC"/>
             <w:tcMar>
               <w:top w:w="180" w:type="dxa"/>
               <w:bottom w:w="180" w:type="dxa"/>
@@ -6378,7 +6503,7 @@
             <w:r>
               <w:rPr>
                 <w:b/>
-                <w:color w:val="16325C"/>
+                <w:color w:val="1E3A5F"/>
                 <w:sz w:val="20"/>
               </w:rPr>
               <w:t>Main contact and role</w:t>
@@ -6405,7 +6530,7 @@
         <w:tc>
           <w:tcPr>
             <w:tcW w:type="dxa" w:w="3118"/>
-            <w:shd w:val="clear" w:color="auto" w:fill="E6F5F4"/>
+            <w:shd w:val="clear" w:color="auto" w:fill="F7F9FC"/>
             <w:tcMar>
               <w:top w:w="180" w:type="dxa"/>
               <w:bottom w:w="180" w:type="dxa"/>
@@ -6417,7 +6542,7 @@
             <w:r>
               <w:rPr>
                 <w:b/>
-                <w:color w:val="16325C"/>
+                <w:color w:val="1E3A5F"/>
                 <w:sz w:val="20"/>
               </w:rPr>
               <w:t>Phone and email</w:t>
@@ -6444,7 +6569,7 @@
         <w:tc>
           <w:tcPr>
             <w:tcW w:type="dxa" w:w="3118"/>
-            <w:shd w:val="clear" w:color="auto" w:fill="E6F5F4"/>
+            <w:shd w:val="clear" w:color="auto" w:fill="F7F9FC"/>
             <w:tcMar>
               <w:top w:w="180" w:type="dxa"/>
               <w:bottom w:w="180" w:type="dxa"/>
@@ -6456,7 +6581,7 @@
             <w:r>
               <w:rPr>
                 <w:b/>
-                <w:color w:val="16325C"/>
+                <w:color w:val="1E3A5F"/>
                 <w:sz w:val="20"/>
               </w:rPr>
               <w:t>Accounts email</w:t>
@@ -6483,7 +6608,7 @@
         <w:tc>
           <w:tcPr>
             <w:tcW w:type="dxa" w:w="3118"/>
-            <w:shd w:val="clear" w:color="auto" w:fill="E6F5F4"/>
+            <w:shd w:val="clear" w:color="auto" w:fill="F7F9FC"/>
             <w:tcMar>
               <w:top w:w="180" w:type="dxa"/>
               <w:bottom w:w="180" w:type="dxa"/>
@@ -6495,7 +6620,7 @@
             <w:r>
               <w:rPr>
                 <w:b/>
-                <w:color w:val="16325C"/>
+                <w:color w:val="1E3A5F"/>
                 <w:sz w:val="20"/>
               </w:rPr>
               <w:t>Signature and date</w:t>
@@ -6517,8 +6642,8 @@
       </w:tr>
     </w:tbl>
     <w:sectPr>
-      <w:headerReference w:type="default" r:id="rId9"/>
-      <w:footerReference w:type="default" r:id="rId10"/>
+      <w:headerReference w:type="default" r:id="rId10"/>
+      <w:footerReference w:type="default" r:id="rId11"/>
       <w:pgSz w:w="11906" w:h="16838"/>
       <w:pgMar w:top="907" w:right="1134" w:bottom="907" w:left="1134" w:header="720" w:footer="720" w:gutter="0"/>
       <w:cols w:space="720"/>
@@ -6534,17 +6659,33 @@
   <w:p>
     <w:pPr>
       <w:pStyle w:val="Footer"/>
+      <w:tabs>
+        <w:tab w:pos="9581" w:val="right"/>
+      </w:tabs>
+      <w:pBdr>
+        <w:top w:val="single" w:sz="4" w:color="E3E8EF" w:space="6"/>
+      </w:pBdr>
     </w:pPr>
     <w:r>
       <w:rPr>
         <w:color w:val="5B6770"/>
-        <w:sz w:val="17"/>
-      </w:rPr>
-      <w:t xml:space="preserve">Interactive Workforce Solutions  |  Customer Welcome Pack  |  Page </w:t>
+        <w:sz w:val="16"/>
+      </w:rPr>
+      <w:t>Interactive Workforce Solutions  ·  ABN 15 373 790 652  ·  michael.sibanda@interactivews.com  ·  +61 493 716 007</w:t>
     </w:r>
     <w:r>
       <w:rPr>
-        <w:color w:val="5B6770"/>
+        <w:b/>
+        <w:color w:val="C07034"/>
+        <w:sz w:val="17"/>
+      </w:rPr>
+      <w:tab/>
+      <w:t xml:space="preserve">Page </w:t>
+    </w:r>
+    <w:r>
+      <w:rPr>
+        <w:b/>
+        <w:color w:val="C07034"/>
         <w:sz w:val="17"/>
       </w:rPr>
       <w:fldChar w:fldCharType="begin"/>
@@ -6558,29 +6699,180 @@
 
 <file path=word/header1.xml><?xml version="1.0" encoding="utf-8"?>
 <w:hdr xmlns:m="http://schemas.openxmlformats.org/officeDocument/2006/math" xmlns:mc="http://schemas.openxmlformats.org/markup-compatibility/2006" xmlns:mo="http://schemas.microsoft.com/office/mac/office/2008/main" xmlns:mv="urn:schemas-microsoft-com:mac:vml" xmlns:o="urn:schemas-microsoft-com:office:office" xmlns:r="http://schemas.openxmlformats.org/officeDocument/2006/relationships" xmlns:v="urn:schemas-microsoft-com:vml" xmlns:w10="urn:schemas-microsoft-com:office:word" xmlns:w14="http://schemas.microsoft.com/office/word/2010/wordml" xmlns:w="http://schemas.openxmlformats.org/wordprocessingml/2006/main" xmlns:wne="http://schemas.microsoft.com/office/word/2006/wordml" xmlns:wp14="http://schemas.microsoft.com/office/word/2010/wordprocessingDrawing" xmlns:wp="http://schemas.openxmlformats.org/drawingml/2006/wordprocessingDrawing" xmlns:wpc="http://schemas.microsoft.com/office/word/2010/wordprocessingCanvas" xmlns:wpg="http://schemas.microsoft.com/office/word/2010/wordprocessingGroup" xmlns:wpi="http://schemas.microsoft.com/office/word/2010/wordprocessingInk" xmlns:wps="http://schemas.microsoft.com/office/word/2010/wordprocessingShape" mc:Ignorable="w14 wp14">
+  <w:tbl>
+    <w:tblPr>
+      <w:tblLook w:firstColumn="1" w:firstRow="1" w:lastColumn="0" w:lastRow="0" w:noHBand="0" w:noVBand="1" w:val="04A0"/>
+      <w:tblBorders>
+        <w:top w:val="nil" w:sz="0" w:color="FFFFFF"/>
+        <w:left w:val="nil" w:sz="0" w:color="FFFFFF"/>
+        <w:bottom w:val="nil" w:sz="0" w:color="FFFFFF"/>
+        <w:right w:val="nil" w:sz="0" w:color="FFFFFF"/>
+        <w:insideH w:val="nil"/>
+        <w:insideV w:val="nil"/>
+      </w:tblBorders>
+      <w:tblW w:w="9639" w:type="dxa"/>
+      <w:tblLayout w:type="fixed"/>
+    </w:tblPr>
+    <w:tblGrid>
+      <w:gridCol w:w="7030"/>
+      <w:gridCol w:w="2608"/>
+    </w:tblGrid>
+    <w:tr>
+      <w:tc>
+        <w:tcPr>
+          <w:tcW w:type="dxa" w:w="7030"/>
+          <w:shd w:val="clear" w:color="auto" w:fill="1E3A5F"/>
+          <w:tcMar>
+            <w:top w:w="0" w:type="dxa"/>
+            <w:bottom w:w="0" w:type="dxa"/>
+            <w:start w:w="0" w:type="dxa"/>
+            <w:end w:w="0" w:type="dxa"/>
+          </w:tcMar>
+        </w:tcPr>
+        <w:p>
+          <w:pPr>
+            <w:spacing w:after="0" w:line="60" w:lineRule="exact"/>
+          </w:pPr>
+          <w:r>
+            <w:rPr>
+              <w:sz w:val="2"/>
+            </w:rPr>
+          </w:r>
+        </w:p>
+      </w:tc>
+      <w:tc>
+        <w:tcPr>
+          <w:tcW w:type="dxa" w:w="2608"/>
+          <w:shd w:val="clear" w:color="auto" w:fill="E07A2E"/>
+          <w:tcMar>
+            <w:top w:w="0" w:type="dxa"/>
+            <w:bottom w:w="0" w:type="dxa"/>
+            <w:start w:w="0" w:type="dxa"/>
+            <w:end w:w="0" w:type="dxa"/>
+          </w:tcMar>
+        </w:tcPr>
+        <w:p>
+          <w:pPr>
+            <w:spacing w:after="0" w:line="60" w:lineRule="exact"/>
+          </w:pPr>
+          <w:r>
+            <w:rPr>
+              <w:sz w:val="2"/>
+            </w:rPr>
+          </w:r>
+        </w:p>
+      </w:tc>
+    </w:tr>
+  </w:tbl>
+  <w:tbl>
+    <w:tblPr>
+      <w:tblLook w:firstColumn="1" w:firstRow="1" w:lastColumn="0" w:lastRow="0" w:noHBand="0" w:noVBand="1" w:val="04A0"/>
+      <w:tblBorders>
+        <w:top w:val="nil" w:sz="0" w:color="FFFFFF"/>
+        <w:left w:val="nil" w:sz="0" w:color="FFFFFF"/>
+        <w:bottom w:val="nil" w:sz="0" w:color="FFFFFF"/>
+        <w:right w:val="nil" w:sz="0" w:color="FFFFFF"/>
+        <w:insideH w:val="nil"/>
+        <w:insideV w:val="nil"/>
+      </w:tblBorders>
+      <w:tblW w:w="9639" w:type="dxa"/>
+      <w:tblLayout w:type="fixed"/>
+    </w:tblPr>
+    <w:tblGrid>
+      <w:gridCol w:w="5103"/>
+      <w:gridCol w:w="4536"/>
+    </w:tblGrid>
+    <w:tr>
+      <w:tc>
+        <w:tcPr>
+          <w:tcW w:type="dxa" w:w="5102"/>
+          <w:tcMar>
+            <w:top w:w="100" w:type="dxa"/>
+            <w:bottom w:w="60" w:type="dxa"/>
+            <w:start w:w="0" w:type="dxa"/>
+            <w:end w:w="0" w:type="dxa"/>
+          </w:tcMar>
+          <w:vAlign w:val="center"/>
+        </w:tcPr>
+        <w:p>
+          <w:pPr>
+            <w:spacing w:after="0"/>
+          </w:pPr>
+          <w:r>
+            <w:drawing>
+              <wp:inline xmlns:a="http://schemas.openxmlformats.org/drawingml/2006/main" xmlns:pic="http://schemas.openxmlformats.org/drawingml/2006/picture">
+                <wp:extent cx="275119" cy="270000"/>
+                <wp:docPr id="1" name="Picture 1"/>
+                <wp:cNvGraphicFramePr>
+                  <a:graphicFrameLocks noChangeAspect="1"/>
+                </wp:cNvGraphicFramePr>
+                <a:graphic>
+                  <a:graphicData uri="http://schemas.openxmlformats.org/drawingml/2006/picture">
+                    <pic:pic>
+                      <pic:nvPicPr>
+                        <pic:cNvPr id="0" name="iws_logo.png"/>
+                        <pic:cNvPicPr/>
+                      </pic:nvPicPr>
+                      <pic:blipFill>
+                        <a:blip r:embed="rId1"/>
+                        <a:stretch>
+                          <a:fillRect/>
+                        </a:stretch>
+                      </pic:blipFill>
+                      <pic:spPr>
+                        <a:xfrm>
+                          <a:off x="0" y="0"/>
+                          <a:ext cx="275119" cy="270000"/>
+                        </a:xfrm>
+                        <a:prstGeom prst="rect"/>
+                      </pic:spPr>
+                    </pic:pic>
+                  </a:graphicData>
+                </a:graphic>
+              </wp:inline>
+            </w:drawing>
+          </w:r>
+          <w:r>
+            <w:rPr>
+              <w:b/>
+              <w:color w:val="1E3A5F"/>
+              <w:sz w:val="19"/>
+            </w:rPr>
+            <w:t xml:space="preserve">  Interactive Workforce Solutions</w:t>
+          </w:r>
+        </w:p>
+      </w:tc>
+      <w:tc>
+        <w:tcPr>
+          <w:tcW w:type="dxa" w:w="4535"/>
+          <w:tcMar>
+            <w:top w:w="100" w:type="dxa"/>
+            <w:bottom w:w="60" w:type="dxa"/>
+            <w:start w:w="0" w:type="dxa"/>
+            <w:end w:w="0" w:type="dxa"/>
+          </w:tcMar>
+          <w:vAlign w:val="center"/>
+        </w:tcPr>
+        <w:p>
+          <w:pPr>
+            <w:spacing w:after="0"/>
+            <w:jc w:val="right"/>
+          </w:pPr>
+          <w:r>
+            <w:rPr>
+              <w:color w:val="5B6770"/>
+              <w:sz w:val="18"/>
+            </w:rPr>
+            <w:t>Welcome Pack: Customers</w:t>
+          </w:r>
+        </w:p>
+      </w:tc>
+    </w:tr>
+  </w:tbl>
   <w:p>
     <w:pPr>
-      <w:pStyle w:val="Header"/>
-      <w:jc w:val="right"/>
-      <w:pBdr>
-        <w:bottom w:val="single" w:sz="8" w:color="00A19A" w:space="4"/>
-      </w:pBdr>
+      <w:spacing w:after="0"/>
     </w:pPr>
-    <w:r>
-      <w:rPr>
-        <w:b/>
-        <w:color w:val="16325C"/>
-        <w:sz w:val="18"/>
-      </w:rPr>
-      <w:t xml:space="preserve">IWS  </w:t>
-    </w:r>
-    <w:r>
-      <w:rPr>
-        <w:color w:val="5B6770"/>
-        <w:sz w:val="18"/>
-      </w:rPr>
-      <w:t>Welcome Pack: Customers</w:t>
-    </w:r>
   </w:p>
 </w:hdr>
 </file>
@@ -6952,7 +7244,7 @@
       <w:spacing w:after="120" w:line="276" w:lineRule="auto"/>
     </w:pPr>
     <w:rPr>
-      <w:rFonts w:ascii="Calibri" w:hAnsi="Calibri" w:eastAsia="Calibri"/>
+      <w:rFonts w:ascii="Inter" w:hAnsi="Inter" w:eastAsia="Inter"/>
       <w:color w:val="1F2933"/>
       <w:sz w:val="21"/>
     </w:rPr>
@@ -7016,10 +7308,10 @@
       <w:outlineLvl w:val="0"/>
     </w:pPr>
     <w:rPr>
-      <w:rFonts w:asciiTheme="majorHAnsi" w:eastAsiaTheme="majorEastAsia" w:hAnsiTheme="majorHAnsi" w:cstheme="majorBidi" w:ascii="Calibri" w:hAnsi="Calibri"/>
+      <w:rFonts w:asciiTheme="majorHAnsi" w:eastAsiaTheme="majorEastAsia" w:hAnsiTheme="majorHAnsi" w:cstheme="majorBidi" w:ascii="Inter" w:hAnsi="Inter"/>
       <w:b/>
       <w:bCs/>
-      <w:color w:val="16325C"/>
+      <w:color w:val="1E3A5F"/>
       <w:sz w:val="36"/>
       <w:szCs w:val="28"/>
     </w:rPr>
@@ -7040,10 +7332,10 @@
       <w:outlineLvl w:val="1"/>
     </w:pPr>
     <w:rPr>
-      <w:rFonts w:asciiTheme="majorHAnsi" w:eastAsiaTheme="majorEastAsia" w:hAnsiTheme="majorHAnsi" w:cstheme="majorBidi" w:ascii="Calibri" w:hAnsi="Calibri"/>
+      <w:rFonts w:asciiTheme="majorHAnsi" w:eastAsiaTheme="majorEastAsia" w:hAnsiTheme="majorHAnsi" w:cstheme="majorBidi" w:ascii="Inter" w:hAnsi="Inter"/>
       <w:b/>
       <w:bCs/>
-      <w:color w:val="00A19A"/>
+      <w:color w:val="C07034"/>
       <w:sz w:val="26"/>
       <w:szCs w:val="26"/>
     </w:rPr>
